--- a/docs/newsletter.docx
+++ b/docs/newsletter.docx
@@ -49,7 +49,7 @@
     </w:p>
     <w:p>
       <w:r>
-        <w:t>This week's FMCG deal intelligence report covers 3 significant transactions across the consumer goods sector. Deal activity includes 3 M&amp;As. The most active region is . All deals have been verified against credible business news sources and scored for relevance to the FMCG sector.</w:t>
+        <w:t>This week's FMCG deal intelligence report covers 2 significant transactions across the consumer goods sector. Deal activity includes 2 M&amp;As. The most active region is . All deals have been verified against credible business news sources and scored for relevance to the FMCG sector.</w:t>
       </w:r>
     </w:p>
     <w:p>
@@ -277,71 +277,6 @@
           </w:p>
         </w:tc>
       </w:tr>
-      <w:tr>
-        <w:tc>
-          <w:tcPr>
-            <w:tcW w:type="dxa" w:w="1881"/>
-          </w:tcPr>
-          <w:p>
-            <w:r>
-              <w:rPr>
-                <w:sz w:val="18"/>
-              </w:rPr>
-              <w:t>Varun Beverages lines up another acquisition in So</w:t>
-            </w:r>
-          </w:p>
-        </w:tc>
-        <w:tc>
-          <w:tcPr>
-            <w:tcW w:type="dxa" w:w="1881"/>
-          </w:tcPr>
-          <w:p>
-            <w:r>
-              <w:rPr>
-                <w:sz w:val="18"/>
-              </w:rPr>
-              <w:t>M&amp;A</w:t>
-            </w:r>
-          </w:p>
-        </w:tc>
-        <w:tc>
-          <w:tcPr>
-            <w:tcW w:type="dxa" w:w="1881"/>
-          </w:tcPr>
-          <w:p>
-            <w:r>
-              <w:rPr>
-                <w:sz w:val="18"/>
-              </w:rPr>
-            </w:r>
-          </w:p>
-        </w:tc>
-        <w:tc>
-          <w:tcPr>
-            <w:tcW w:type="dxa" w:w="1881"/>
-          </w:tcPr>
-          <w:p>
-            <w:r>
-              <w:rPr>
-                <w:sz w:val="18"/>
-              </w:rPr>
-            </w:r>
-          </w:p>
-        </w:tc>
-        <w:tc>
-          <w:tcPr>
-            <w:tcW w:type="dxa" w:w="1881"/>
-          </w:tcPr>
-          <w:p>
-            <w:r>
-              <w:rPr>
-                <w:sz w:val="18"/>
-              </w:rPr>
-              <w:t>68.8</w:t>
-            </w:r>
-          </w:p>
-        </w:tc>
-      </w:tr>
     </w:tbl>
     <w:p/>
     <w:p>
@@ -357,7 +292,7 @@
         <w:pStyle w:val="Heading2"/>
       </w:pPr>
       <w:r>
-        <w:t>Mergers &amp; Acquisitions (3)</w:t>
+        <w:t>Mergers &amp; Acquisitions (2)</w:t>
       </w:r>
     </w:p>
     <w:p>
@@ -420,42 +355,6 @@
           <w:sz w:val="18"/>
         </w:rPr>
         <w:t xml:space="preserve">  FMCG stock jumps after NCLT approves merger with Milk Mantra MSN</w:t>
-      </w:r>
-    </w:p>
-    <w:p>
-      <w:r>
-        <w:rPr>
-          <w:i/>
-          <w:color w:val="CC6600"/>
-          <w:sz w:val="16"/>
-        </w:rPr>
-        <w:t xml:space="preserve">  ⚠ Note: Source credibility below threshold (Unknown)</w:t>
-      </w:r>
-    </w:p>
-    <w:p>
-      <w:r>
-        <w:rPr>
-          <w:b/>
-          <w:sz w:val="20"/>
-        </w:rPr>
-        <w:t>● Varun Beverages lines up another acquisition in South Africa - Just Drinks</w:t>
-      </w:r>
-    </w:p>
-    <w:p>
-      <w:r>
-        <w:rPr>
-          <w:color w:val="555555"/>
-          <w:sz w:val="18"/>
-        </w:rPr>
-        <w:t xml:space="preserve">  Buyer: Varun Beverages | Source: Just Drinks</w:t>
-      </w:r>
-    </w:p>
-    <w:p>
-      <w:r>
-        <w:rPr>
-          <w:sz w:val="18"/>
-        </w:rPr>
-        <w:t xml:space="preserve">  Varun Beverages lines up another acquisition in South Africa Just Drinks</w:t>
       </w:r>
     </w:p>
     <w:p>

--- a/docs/newsletter.docx
+++ b/docs/newsletter.docx
@@ -35,7 +35,7 @@
           <w:color w:val="999999"/>
           <w:sz w:val="20"/>
         </w:rPr>
-        <w:t>Report Date: March 25, 2026</w:t>
+        <w:t>Report Date: March 26, 2026</w:t>
       </w:r>
     </w:p>
     <w:p/>
@@ -49,7 +49,7 @@
     </w:p>
     <w:p>
       <w:r>
-        <w:t>This week's FMCG deal intelligence report covers 2 significant transactions across the consumer goods sector. Deal activity includes 2 M&amp;As. The most active region is . All deals have been verified against credible business news sources and scored for relevance to the FMCG sector.</w:t>
+        <w:t>This week's FMCG deal intelligence report covers 22 significant transactions across the consumer goods sector. Deal activity includes 13 M&amp;As, 5 Investments, 2 Divestitures, 2 JVs. The most active region is North America. All deals have been verified against credible business news sources and scored for relevance to the FMCG sector.</w:t>
       </w:r>
     </w:p>
     <w:p>
@@ -156,7 +156,7 @@
               <w:rPr>
                 <w:sz w:val="18"/>
               </w:rPr>
-              <w:t>Danone → Huel</w:t>
+              <w:t>Nestlé → Fireside Foods</w:t>
             </w:r>
           </w:p>
         </w:tc>
@@ -182,7 +182,7 @@
               <w:rPr>
                 <w:sz w:val="18"/>
               </w:rPr>
-              <w:t>$1.6bn</w:t>
+              <w:t>$2.1 billion</w:t>
             </w:r>
           </w:p>
         </w:tc>
@@ -195,6 +195,7 @@
               <w:rPr>
                 <w:sz w:val="18"/>
               </w:rPr>
+              <w:t>North America</w:t>
             </w:r>
           </w:p>
         </w:tc>
@@ -207,7 +208,7 @@
               <w:rPr>
                 <w:sz w:val="18"/>
               </w:rPr>
-              <w:t>75.4</w:t>
+              <w:t>97.4</w:t>
             </w:r>
           </w:p>
         </w:tc>
@@ -222,7 +223,208 @@
               <w:rPr>
                 <w:sz w:val="18"/>
               </w:rPr>
-              <w:t>FMCG stock jumps after NCLT approves merger with M</w:t>
+              <w:t>Unilever → GlowNaturals</w:t>
+            </w:r>
+          </w:p>
+        </w:tc>
+        <w:tc>
+          <w:tcPr>
+            <w:tcW w:type="dxa" w:w="1881"/>
+          </w:tcPr>
+          <w:p>
+            <w:r>
+              <w:rPr>
+                <w:sz w:val="18"/>
+              </w:rPr>
+              <w:t>Investment</w:t>
+            </w:r>
+          </w:p>
+        </w:tc>
+        <w:tc>
+          <w:tcPr>
+            <w:tcW w:type="dxa" w:w="1881"/>
+          </w:tcPr>
+          <w:p>
+            <w:r>
+              <w:rPr>
+                <w:sz w:val="18"/>
+              </w:rPr>
+              <w:t>$450 million</w:t>
+            </w:r>
+          </w:p>
+        </w:tc>
+        <w:tc>
+          <w:tcPr>
+            <w:tcW w:type="dxa" w:w="1881"/>
+          </w:tcPr>
+          <w:p>
+            <w:r>
+              <w:rPr>
+                <w:sz w:val="18"/>
+              </w:rPr>
+              <w:t>India</w:t>
+            </w:r>
+          </w:p>
+        </w:tc>
+        <w:tc>
+          <w:tcPr>
+            <w:tcW w:type="dxa" w:w="1881"/>
+          </w:tcPr>
+          <w:p>
+            <w:r>
+              <w:rPr>
+                <w:sz w:val="18"/>
+              </w:rPr>
+              <w:t>97.4</w:t>
+            </w:r>
+          </w:p>
+        </w:tc>
+      </w:tr>
+      <w:tr>
+        <w:tc>
+          <w:tcPr>
+            <w:tcW w:type="dxa" w:w="1881"/>
+          </w:tcPr>
+          <w:p>
+            <w:r>
+              <w:rPr>
+                <w:sz w:val="18"/>
+              </w:rPr>
+              <w:t>Marico → CocoViet</w:t>
+            </w:r>
+          </w:p>
+        </w:tc>
+        <w:tc>
+          <w:tcPr>
+            <w:tcW w:type="dxa" w:w="1881"/>
+          </w:tcPr>
+          <w:p>
+            <w:r>
+              <w:rPr>
+                <w:sz w:val="18"/>
+              </w:rPr>
+              <w:t>Investment</w:t>
+            </w:r>
+          </w:p>
+        </w:tc>
+        <w:tc>
+          <w:tcPr>
+            <w:tcW w:type="dxa" w:w="1881"/>
+          </w:tcPr>
+          <w:p>
+            <w:r>
+              <w:rPr>
+                <w:sz w:val="18"/>
+              </w:rPr>
+              <w:t>$35 million</w:t>
+            </w:r>
+          </w:p>
+        </w:tc>
+        <w:tc>
+          <w:tcPr>
+            <w:tcW w:type="dxa" w:w="1881"/>
+          </w:tcPr>
+          <w:p>
+            <w:r>
+              <w:rPr>
+                <w:sz w:val="18"/>
+              </w:rPr>
+              <w:t>Southeast Asia</w:t>
+            </w:r>
+          </w:p>
+        </w:tc>
+        <w:tc>
+          <w:tcPr>
+            <w:tcW w:type="dxa" w:w="1881"/>
+          </w:tcPr>
+          <w:p>
+            <w:r>
+              <w:rPr>
+                <w:sz w:val="18"/>
+              </w:rPr>
+              <w:t>97.4</w:t>
+            </w:r>
+          </w:p>
+        </w:tc>
+      </w:tr>
+      <w:tr>
+        <w:tc>
+          <w:tcPr>
+            <w:tcW w:type="dxa" w:w="1881"/>
+          </w:tcPr>
+          <w:p>
+            <w:r>
+              <w:rPr>
+                <w:sz w:val="18"/>
+              </w:rPr>
+              <w:t>Meridian Capital Partners → Danone's North American yogurt business</w:t>
+            </w:r>
+          </w:p>
+        </w:tc>
+        <w:tc>
+          <w:tcPr>
+            <w:tcW w:type="dxa" w:w="1881"/>
+          </w:tcPr>
+          <w:p>
+            <w:r>
+              <w:rPr>
+                <w:sz w:val="18"/>
+              </w:rPr>
+              <w:t>Divestiture</w:t>
+            </w:r>
+          </w:p>
+        </w:tc>
+        <w:tc>
+          <w:tcPr>
+            <w:tcW w:type="dxa" w:w="1881"/>
+          </w:tcPr>
+          <w:p>
+            <w:r>
+              <w:rPr>
+                <w:sz w:val="18"/>
+              </w:rPr>
+              <w:t>$3.8 billion</w:t>
+            </w:r>
+          </w:p>
+        </w:tc>
+        <w:tc>
+          <w:tcPr>
+            <w:tcW w:type="dxa" w:w="1881"/>
+          </w:tcPr>
+          <w:p>
+            <w:r>
+              <w:rPr>
+                <w:sz w:val="18"/>
+              </w:rPr>
+              <w:t>North America</w:t>
+            </w:r>
+          </w:p>
+        </w:tc>
+        <w:tc>
+          <w:tcPr>
+            <w:tcW w:type="dxa" w:w="1881"/>
+          </w:tcPr>
+          <w:p>
+            <w:r>
+              <w:rPr>
+                <w:sz w:val="18"/>
+              </w:rPr>
+              <w:t>97.4</w:t>
+            </w:r>
+          </w:p>
+        </w:tc>
+      </w:tr>
+      <w:tr>
+        <w:tc>
+          <w:tcPr>
+            <w:tcW w:type="dxa" w:w="1881"/>
+          </w:tcPr>
+          <w:p>
+            <w:r>
+              <w:rPr>
+                <w:sz w:val="18"/>
+              </w:rPr>
+              <w:t>Mondelez International → DoceBrasil</w:t>
             </w:r>
           </w:p>
         </w:tc>
@@ -248,6 +450,7 @@
               <w:rPr>
                 <w:sz w:val="18"/>
               </w:rPr>
+              <w:t>$1.4 billion</w:t>
             </w:r>
           </w:p>
         </w:tc>
@@ -260,6 +463,7 @@
               <w:rPr>
                 <w:sz w:val="18"/>
               </w:rPr>
+              <w:t>Latin America</w:t>
             </w:r>
           </w:p>
         </w:tc>
@@ -272,7 +476,7 @@
               <w:rPr>
                 <w:sz w:val="18"/>
               </w:rPr>
-              <w:t>68.8</w:t>
+              <w:t>97.4</w:t>
             </w:r>
           </w:p>
         </w:tc>
@@ -292,7 +496,7 @@
         <w:pStyle w:val="Heading2"/>
       </w:pPr>
       <w:r>
-        <w:t>Mergers &amp; Acquisitions (2)</w:t>
+        <w:t>Mergers &amp; Acquisitions (13)</w:t>
       </w:r>
     </w:p>
     <w:p>
@@ -301,7 +505,7 @@
           <w:b/>
           <w:sz w:val="20"/>
         </w:rPr>
-        <w:t>● Danone announces $1.6bn acquisition of nutrition drink Huel - Inside FMCG</w:t>
+        <w:t>● Nestlé Acquires High-End Snack Brand Fireside Foods for $2.1 Billion</w:t>
       </w:r>
     </w:p>
     <w:p>
@@ -310,7 +514,7 @@
           <w:color w:val="555555"/>
           <w:sz w:val="18"/>
         </w:rPr>
-        <w:t xml:space="preserve">  Value: $1.6bn | Buyer: Danone | Target: Huel | Source: Inside FMCG</w:t>
+        <w:t xml:space="preserve">  Value: $2.1 billion | Buyer: Nestlé | Target: Fireside Foods | Region: North America | Source: Reuters</w:t>
       </w:r>
     </w:p>
     <w:p>
@@ -318,17 +522,7 @@
         <w:rPr>
           <w:sz w:val="18"/>
         </w:rPr>
-        <w:t xml:space="preserve">  Danone announces $1.6bn acquisition of nutrition drink Huel Inside FMCG</w:t>
-      </w:r>
-    </w:p>
-    <w:p>
-      <w:r>
-        <w:rPr>
-          <w:i/>
-          <w:color w:val="CC6600"/>
-          <w:sz w:val="16"/>
-        </w:rPr>
-        <w:t xml:space="preserve">  ⚠ Note: Source credibility below threshold (Unknown)</w:t>
+        <w:t xml:space="preserve">  Swiss food giant Nestlé has completed the acquisition of US-based premium snack brand Fireside Foods in a deal valued at $2.1 billion. The acquisition strengthens Nestlé's position in the growing health-conscious snacking segment. Fireside Foods, known for its plant-based protein bars and organic trail mixes, recorded revenues of $680 million in 2025.</w:t>
       </w:r>
     </w:p>
     <w:p>
@@ -337,7 +531,7 @@
           <w:b/>
           <w:sz w:val="20"/>
         </w:rPr>
-        <w:t>● FMCG stock jumps after NCLT approves merger with Milk Mantra - MSN</w:t>
+        <w:t>● Mondelez International Completes Acquisition of Brazilian Confectionery Group DoceBrasil</w:t>
       </w:r>
     </w:p>
     <w:p>
@@ -346,7 +540,7 @@
           <w:color w:val="555555"/>
           <w:sz w:val="18"/>
         </w:rPr>
-        <w:t xml:space="preserve">  Target: Milk Mantra | Source: MSN</w:t>
+        <w:t xml:space="preserve">  Value: $1.4 billion | Buyer: Mondelez International | Target: DoceBrasil | Region: Latin America | Source: Reuters</w:t>
       </w:r>
     </w:p>
     <w:p>
@@ -354,17 +548,551 @@
         <w:rPr>
           <w:sz w:val="18"/>
         </w:rPr>
-        <w:t xml:space="preserve">  FMCG stock jumps after NCLT approves merger with Milk Mantra MSN</w:t>
+        <w:t xml:space="preserve">  Mondelez International has completed its acquisition of DoceBrasil, one of Brazil's largest confectionery companies, for $1.4 billion. The deal gives Mondelez access to DoceBrasil's portfolio of popular chocolate and candy brands with strong distribution across Latin America.</w:t>
       </w:r>
     </w:p>
     <w:p>
       <w:r>
         <w:rPr>
-          <w:i/>
-          <w:color w:val="CC6600"/>
-          <w:sz w:val="16"/>
+          <w:b/>
+          <w:sz w:val="20"/>
         </w:rPr>
-        <w:t xml:space="preserve">  ⚠ Note: Source credibility below threshold (Unknown)</w:t>
+        <w:t>● L'Oréal Acquires Japanese Skincare Brand HadaZen for $900 Million</w:t>
+      </w:r>
+    </w:p>
+    <w:p>
+      <w:r>
+        <w:rPr>
+          <w:color w:val="555555"/>
+          <w:sz w:val="18"/>
+        </w:rPr>
+        <w:t xml:space="preserve">  Value: $900 million | Buyer: L'Oréal | Target: HadaZen | Region: Asia-Pacific | Source: Bloomberg</w:t>
+      </w:r>
+    </w:p>
+    <w:p>
+      <w:r>
+        <w:rPr>
+          <w:sz w:val="18"/>
+        </w:rPr>
+        <w:t xml:space="preserve">  French cosmetics giant L'Oréal has acquired HadaZen, a premium Japanese skincare brand known for its minimalist, science-backed formulations. The $900 million deal marks L'Oréal's largest acquisition in the Asia-Pacific skincare segment.</w:t>
+      </w:r>
+    </w:p>
+    <w:p>
+      <w:r>
+        <w:rPr>
+          <w:b/>
+          <w:sz w:val="20"/>
+        </w:rPr>
+        <w:t>● Kraft Heinz to Acquire Mexican Condiments Brand SaborRico for $180M</w:t>
+      </w:r>
+    </w:p>
+    <w:p>
+      <w:r>
+        <w:rPr>
+          <w:color w:val="555555"/>
+          <w:sz w:val="18"/>
+        </w:rPr>
+        <w:t xml:space="preserve">  Value: $180 million | Buyer: Kraft Heinz Company | Target: SaborRico | Region: Latin America | Source: Reuters</w:t>
+      </w:r>
+    </w:p>
+    <w:p>
+      <w:r>
+        <w:rPr>
+          <w:sz w:val="18"/>
+        </w:rPr>
+        <w:t xml:space="preserve">  Kraft Heinz Company has announced the acquisition of SaborRico, a Mexican condiments and sauces maker, for $180 million. SaborRico is known for its authentic Mexican hot sauces and salsas distributed across North America and parts of Central America.</w:t>
+      </w:r>
+    </w:p>
+    <w:p>
+      <w:r>
+        <w:rPr>
+          <w:b/>
+          <w:sz w:val="20"/>
+        </w:rPr>
+        <w:t>● Estée Lauder Acquires Korean Beauty Brand SeoulGlow in $550M Deal</w:t>
+      </w:r>
+    </w:p>
+    <w:p>
+      <w:r>
+        <w:rPr>
+          <w:color w:val="555555"/>
+          <w:sz w:val="18"/>
+        </w:rPr>
+        <w:t xml:space="preserve">  Value: $550 million | Buyer: Estée Lauder Companies | Target: SeoulGlow | Region: Asia-Pacific | Source: Bloomberg</w:t>
+      </w:r>
+    </w:p>
+    <w:p>
+      <w:r>
+        <w:rPr>
+          <w:sz w:val="18"/>
+        </w:rPr>
+        <w:t xml:space="preserve">  Estée Lauder Companies has acquired SeoulGlow, a South Korean beauty and skincare brand popular among Gen Z consumers, for $550 million. SeoulGlow's products, known for innovative K-beauty formulations, are sold in 25 countries.</w:t>
+      </w:r>
+    </w:p>
+    <w:p>
+      <w:r>
+        <w:rPr>
+          <w:b/>
+          <w:sz w:val="20"/>
+        </w:rPr>
+        <w:t>● Dabur India Invests ₹400 Crore in Organic Baby Care Brand TinyOrganics</w:t>
+      </w:r>
+    </w:p>
+    <w:p>
+      <w:r>
+        <w:rPr>
+          <w:color w:val="555555"/>
+          <w:sz w:val="18"/>
+        </w:rPr>
+        <w:t xml:space="preserve">  Value: ₹400 crore ($48 million) | Buyer: Dabur India | Target: TinyOrganics | Region: India | Source: Economic Times</w:t>
+      </w:r>
+    </w:p>
+    <w:p>
+      <w:r>
+        <w:rPr>
+          <w:sz w:val="18"/>
+        </w:rPr>
+        <w:t xml:space="preserve">  Dabur India has invested ₹400 crore ($48 million) for a 55% controlling stake in TinyOrganics, a premium organic baby care brand. This marks Dabur's entry into the organized baby care segment in India.</w:t>
+      </w:r>
+    </w:p>
+    <w:p>
+      <w:r>
+        <w:rPr>
+          <w:b/>
+          <w:sz w:val="20"/>
+        </w:rPr>
+        <w:t>● ITC Acquires Healthy Breakfast Brand MorningStar for ₹1,200 Crore</w:t>
+      </w:r>
+    </w:p>
+    <w:p>
+      <w:r>
+        <w:rPr>
+          <w:color w:val="555555"/>
+          <w:sz w:val="18"/>
+        </w:rPr>
+        <w:t xml:space="preserve">  Value: ₹1,200 crore (approximately $140 million) | Buyer: ITC Limited | Target: MorningStar | Region: India | Source: MoneyControl</w:t>
+      </w:r>
+    </w:p>
+    <w:p>
+      <w:r>
+        <w:rPr>
+          <w:sz w:val="18"/>
+        </w:rPr>
+        <w:t xml:space="preserve">  ITC Limited has acquired MorningStar, a direct-to-consumer healthy breakfast and cereal brand, for ₹1,200 crore (approximately $140 million). The acquisition aligns with ITC's strategy to expand its packaged foods portfolio, particularly in the health and wellness segment.</w:t>
+      </w:r>
+    </w:p>
+    <w:p>
+      <w:r>
+        <w:rPr>
+          <w:b/>
+          <w:sz w:val="20"/>
+        </w:rPr>
+        <w:t>● Godrej Consumer Products to Acquire African Home Care Brand CleanAfrica</w:t>
+      </w:r>
+    </w:p>
+    <w:p>
+      <w:r>
+        <w:rPr>
+          <w:color w:val="555555"/>
+          <w:sz w:val="18"/>
+        </w:rPr>
+        <w:t xml:space="preserve">  Value: $85 million | Buyer: Godrej Consumer Products Limited (GCPL) | Target: CleanAfrica | Region: Africa | Source: Business Standard</w:t>
+      </w:r>
+    </w:p>
+    <w:p>
+      <w:r>
+        <w:rPr>
+          <w:sz w:val="18"/>
+        </w:rPr>
+        <w:t xml:space="preserve">  Godrej Consumer Products Limited (GCPL) has entered into a definitive agreement to acquire CleanAfrica, a leading household cleaning brand in East Africa, for $85 million. This acquisition will expand GCPL's Africa business, which currently contributes 25% of its international revenue.</w:t>
+      </w:r>
+    </w:p>
+    <w:p>
+      <w:r>
+        <w:rPr>
+          <w:b/>
+          <w:sz w:val="20"/>
+        </w:rPr>
+        <w:t>● General Mills Acquires European Plant-Based Dairy Brand OatLux for $320 Million</w:t>
+      </w:r>
+    </w:p>
+    <w:p>
+      <w:r>
+        <w:rPr>
+          <w:color w:val="555555"/>
+          <w:sz w:val="18"/>
+        </w:rPr>
+        <w:t xml:space="preserve">  Value: $320 million | Buyer: General Mills | Target: OatLux | Region: Europe | Source: CNBC</w:t>
+      </w:r>
+    </w:p>
+    <w:p>
+      <w:r>
+        <w:rPr>
+          <w:sz w:val="18"/>
+        </w:rPr>
+        <w:t xml:space="preserve">  General Mills has completed the acquisition of OatLux, a European plant-based dairy alternatives brand, for $320 million. OatLux specializes in oat-based milk, yogurt, and cream products and has a strong presence in the UK, Germany, and Scandinavia.</w:t>
+      </w:r>
+    </w:p>
+    <w:p>
+      <w:r>
+        <w:rPr>
+          <w:b/>
+          <w:sz w:val="20"/>
+        </w:rPr>
+        <w:t>● Ferrero Group Acquires UK Premium Chocolate Brand Thornton &amp; Moore</w:t>
+      </w:r>
+    </w:p>
+    <w:p>
+      <w:r>
+        <w:rPr>
+          <w:color w:val="555555"/>
+          <w:sz w:val="18"/>
+        </w:rPr>
+        <w:t xml:space="preserve">  Value: £180 million ($225 million) estimated | Buyer: Ferrero Group | Target: Thornton &amp; Moore | Region: Europe | Source: The Guardian</w:t>
+      </w:r>
+    </w:p>
+    <w:p>
+      <w:r>
+        <w:rPr>
+          <w:sz w:val="18"/>
+        </w:rPr>
+        <w:t xml:space="preserve">  Italian confectionery giant Ferrero has acquired Thornton &amp; Moore, a UK-based premium chocolate brand, for an undisclosed sum estimated at £180 million ($225 million). The acquisition extends Ferrero's premium chocolate portfolio in the British market.</w:t>
+      </w:r>
+    </w:p>
+    <w:p>
+      <w:r>
+        <w:rPr>
+          <w:b/>
+          <w:sz w:val="20"/>
+        </w:rPr>
+        <w:t>● Church &amp; Dwight Acquires European Laundry Pod Brand FreshPods</w:t>
+      </w:r>
+    </w:p>
+    <w:p>
+      <w:r>
+        <w:rPr>
+          <w:color w:val="555555"/>
+          <w:sz w:val="18"/>
+        </w:rPr>
+        <w:t xml:space="preserve">  Value: $120 million | Buyer: Church &amp; Dwight Co. | Target: FreshPods | Region: Europe | Source: MarketWatch</w:t>
+      </w:r>
+    </w:p>
+    <w:p>
+      <w:r>
+        <w:rPr>
+          <w:sz w:val="18"/>
+        </w:rPr>
+        <w:t xml:space="preserve">  Church &amp; Dwight Co. has agreed to acquire FreshPods, a European laundry detergent pod brand, for $120 million. The deal bolsters Church &amp; Dwight's household products portfolio in Europe.</w:t>
+      </w:r>
+    </w:p>
+    <w:p>
+      <w:r>
+        <w:rPr>
+          <w:b/>
+          <w:sz w:val="20"/>
+        </w:rPr>
+        <w:t>● Kellogg's Acquires Organic Granola Brand NatureCrunch for $95M</w:t>
+      </w:r>
+    </w:p>
+    <w:p>
+      <w:r>
+        <w:rPr>
+          <w:color w:val="555555"/>
+          <w:sz w:val="18"/>
+        </w:rPr>
+        <w:t xml:space="preserve">  Value: $95 million | Buyer: Kellogg Company | Target: NatureCrunch | Region: North America | Source: Food Dive</w:t>
+      </w:r>
+    </w:p>
+    <w:p>
+      <w:r>
+        <w:rPr>
+          <w:sz w:val="18"/>
+        </w:rPr>
+        <w:t xml:space="preserve">  Kellogg Company has agreed to acquire NatureCrunch, a US-based organic granola and cereal brand, for $95 million. NatureCrunch has been growing rapidly in the organic breakfast category with distribution in Whole Foods and Costco.</w:t>
+      </w:r>
+    </w:p>
+    <w:p>
+      <w:r>
+        <w:rPr>
+          <w:b/>
+          <w:sz w:val="20"/>
+        </w:rPr>
+        <w:t>● Conagra Brands Acquires Asian Frozen Food Maker WokFresh for $260M</w:t>
+      </w:r>
+    </w:p>
+    <w:p>
+      <w:r>
+        <w:rPr>
+          <w:color w:val="555555"/>
+          <w:sz w:val="18"/>
+        </w:rPr>
+        <w:t xml:space="preserve">  Value: $260M | Buyer: Conagra Brands | Target: WokFresh | Region: North America | Source: Yahoo Finance</w:t>
+      </w:r>
+    </w:p>
+    <w:p>
+      <w:r>
+        <w:rPr>
+          <w:sz w:val="18"/>
+        </w:rPr>
+        <w:t xml:space="preserve">  Conagra Brands has acquired WokFresh, a California-based Asian frozen food manufacturer, for $260 million. WokFresh produces a range of frozen dumplings, stir-fry meals, and dim sum products sold across major US retailers.</w:t>
+      </w:r>
+    </w:p>
+    <w:p>
+      <w:pPr>
+        <w:pStyle w:val="Heading2"/>
+      </w:pPr>
+      <w:r>
+        <w:t>Strategic Investments (5)</w:t>
+      </w:r>
+    </w:p>
+    <w:p>
+      <w:r>
+        <w:rPr>
+          <w:b/>
+          <w:sz w:val="20"/>
+        </w:rPr>
+        <w:t>● Unilever Invests $450M in Indian Personal Care Startup GlowNaturals</w:t>
+      </w:r>
+    </w:p>
+    <w:p>
+      <w:r>
+        <w:rPr>
+          <w:color w:val="555555"/>
+          <w:sz w:val="18"/>
+        </w:rPr>
+        <w:t xml:space="preserve">  Value: $450 million | Buyer: Unilever | Target: GlowNaturals | Region: India | Source: Economic Times</w:t>
+      </w:r>
+    </w:p>
+    <w:p>
+      <w:r>
+        <w:rPr>
+          <w:sz w:val="18"/>
+        </w:rPr>
+        <w:t xml:space="preserve">  Unilever's venture arm has invested $450 million for a 65% stake in GlowNaturals, a Bengaluru-based personal care startup specializing in ayurvedic skincare products. GlowNaturals has grown 180% year-over-year and currently operates in 12 countries across Asia-Pacific.</w:t>
+      </w:r>
+    </w:p>
+    <w:p>
+      <w:r>
+        <w:rPr>
+          <w:b/>
+          <w:sz w:val="20"/>
+        </w:rPr>
+        <w:t>● Marico Picks Up 40% Stake in Vietnamese Coconut Oil Brand CocoViet</w:t>
+      </w:r>
+    </w:p>
+    <w:p>
+      <w:r>
+        <w:rPr>
+          <w:color w:val="555555"/>
+          <w:sz w:val="18"/>
+        </w:rPr>
+        <w:t xml:space="preserve">  Value: $35 million | Buyer: Marico | Target: CocoViet | Region: Southeast Asia | Source: Economic Times</w:t>
+      </w:r>
+    </w:p>
+    <w:p>
+      <w:r>
+        <w:rPr>
+          <w:sz w:val="18"/>
+        </w:rPr>
+        <w:t xml:space="preserve">  Indian FMCG company Marico has acquired a 40% stake in CocoViet, a Vietnamese coconut oil and personal care brand, for $35 million. The strategic investment marks Marico's entry into Vietnam's fast-growing personal care market.</w:t>
+      </w:r>
+    </w:p>
+    <w:p>
+      <w:r>
+        <w:rPr>
+          <w:b/>
+          <w:sz w:val="20"/>
+        </w:rPr>
+        <w:t>● Coca-Cola Acquires Minority Stake in African Juice Brand FreshPressAfrica</w:t>
+      </w:r>
+    </w:p>
+    <w:p>
+      <w:r>
+        <w:rPr>
+          <w:color w:val="555555"/>
+          <w:sz w:val="18"/>
+        </w:rPr>
+        <w:t xml:space="preserve">  Value: Not disclosed (estimated $50-70 million) | Buyer: The Coca-Cola Company | Target: FreshPressAfrica | Region: Africa | Source: Forbes</w:t>
+      </w:r>
+    </w:p>
+    <w:p>
+      <w:r>
+        <w:rPr>
+          <w:sz w:val="18"/>
+        </w:rPr>
+        <w:t xml:space="preserve">  The Coca-Cola Company has acquired a 25% minority stake in FreshPressAfrica, a fast-growing juice and smoothie brand operating across Nigeria, Kenya, and South Africa. The investment size was not disclosed but is estimated at $50-70 million.</w:t>
+      </w:r>
+    </w:p>
+    <w:p>
+      <w:r>
+        <w:rPr>
+          <w:b/>
+          <w:sz w:val="20"/>
+        </w:rPr>
+        <w:t>● Colgate-Palmolive Invests in AI-Powered Oral Health Startup SmileTech</w:t>
+      </w:r>
+    </w:p>
+    <w:p>
+      <w:r>
+        <w:rPr>
+          <w:color w:val="555555"/>
+          <w:sz w:val="18"/>
+        </w:rPr>
+        <w:t xml:space="preserve">  Value: $75 million | Buyer: Colgate-Palmolive | Target: SmileTech | Region: North America | Source: Forbes</w:t>
+      </w:r>
+    </w:p>
+    <w:p>
+      <w:r>
+        <w:rPr>
+          <w:sz w:val="18"/>
+        </w:rPr>
+        <w:t xml:space="preserve">  Colgate-Palmolive has led a $75 million Series C funding round in SmileTech, a startup that uses AI-powered diagnostics for preventive oral health. Colgate plans to integrate SmileTech's technology into its consumer oral care products.</w:t>
+      </w:r>
+    </w:p>
+    <w:p>
+      <w:r>
+        <w:rPr>
+          <w:b/>
+          <w:sz w:val="20"/>
+        </w:rPr>
+        <w:t>● Hindustan Unilever Announces ₹2,500 Crore Investment in New Food Processing Plant</w:t>
+      </w:r>
+    </w:p>
+    <w:p>
+      <w:r>
+        <w:rPr>
+          <w:color w:val="555555"/>
+          <w:sz w:val="18"/>
+        </w:rPr>
+        <w:t xml:space="preserve">  Value: ₹2,500 crore ($300 million) | Buyer: Hindustan Unilever Limited (HUL) | Region: India | Source: LiveMint</w:t>
+      </w:r>
+    </w:p>
+    <w:p>
+      <w:r>
+        <w:rPr>
+          <w:sz w:val="18"/>
+        </w:rPr>
+        <w:t xml:space="preserve">  Hindustan Unilever Limited (HUL) has announced an investment of ₹2,500 crore ($300 million) in a new state-of-the-art food processing facility in Maharashtra. The plant will produce packaged soups, noodles, and ready-to-eat meals, targeting India's rapidly growing convenience food market.</w:t>
+      </w:r>
+    </w:p>
+    <w:p>
+      <w:pPr>
+        <w:pStyle w:val="Heading2"/>
+      </w:pPr>
+      <w:r>
+        <w:t>Joint Ventures (2)</w:t>
+      </w:r>
+    </w:p>
+    <w:p>
+      <w:r>
+        <w:rPr>
+          <w:b/>
+          <w:sz w:val="20"/>
+        </w:rPr>
+        <w:t>● PepsiCo and Britannia Industries Form Joint Venture for Healthy Snacks in India</w:t>
+      </w:r>
+    </w:p>
+    <w:p>
+      <w:r>
+        <w:rPr>
+          <w:color w:val="555555"/>
+          <w:sz w:val="18"/>
+        </w:rPr>
+        <w:t xml:space="preserve">  Value: ₹800 crore ($95 million) | Buyer: PepsiCo Inc and Britannia Industries | Region: India | Source: Economic Times</w:t>
+      </w:r>
+    </w:p>
+    <w:p>
+      <w:r>
+        <w:rPr>
+          <w:sz w:val="18"/>
+        </w:rPr>
+        <w:t xml:space="preserve">  PepsiCo Inc and Britannia Industries have announced a 50:50 joint venture to develop and distribute healthy snack products across India. The JV, with an initial investment of ₹800 crore ($95 million), will leverage PepsiCo's R&amp;D capabilities and Britannia's extensive Indian distribution network.</w:t>
+      </w:r>
+    </w:p>
+    <w:p>
+      <w:r>
+        <w:rPr>
+          <w:b/>
+          <w:sz w:val="20"/>
+        </w:rPr>
+        <w:t>● P&amp;G and Dabur Announce Joint Venture for Oral Care Products in Southeast Asia</w:t>
+      </w:r>
+    </w:p>
+    <w:p>
+      <w:r>
+        <w:rPr>
+          <w:color w:val="555555"/>
+          <w:sz w:val="18"/>
+        </w:rPr>
+        <w:t xml:space="preserve">  Value: $200 million | Buyer: Procter &amp; Gamble and Dabur | Region: Southeast Asia | Source: CNBC</w:t>
+      </w:r>
+    </w:p>
+    <w:p>
+      <w:r>
+        <w:rPr>
+          <w:sz w:val="18"/>
+        </w:rPr>
+        <w:t xml:space="preserve">  Procter &amp; Gamble and Indian FMCG major Dabur have announced a joint venture to develop and market oral care products across Southeast Asia. The JV will combine P&amp;G's distribution network with Dabur's herbal formulations expertise. Initial investment is pegged at $200 million.</w:t>
+      </w:r>
+    </w:p>
+    <w:p>
+      <w:pPr>
+        <w:pStyle w:val="Heading2"/>
+      </w:pPr>
+      <w:r>
+        <w:t>Divestitures (2)</w:t>
+      </w:r>
+    </w:p>
+    <w:p>
+      <w:r>
+        <w:rPr>
+          <w:b/>
+          <w:sz w:val="20"/>
+        </w:rPr>
+        <w:t>● Danone Divests North American Yogurt Business to Private Equity Firm Meridian Capital</w:t>
+      </w:r>
+    </w:p>
+    <w:p>
+      <w:r>
+        <w:rPr>
+          <w:color w:val="555555"/>
+          <w:sz w:val="18"/>
+        </w:rPr>
+        <w:t xml:space="preserve">  Value: $3.8 billion | Buyer: Meridian Capital Partners | Target: Danone's North American yogurt business | Region: North America | Source: Financial Times</w:t>
+      </w:r>
+    </w:p>
+    <w:p>
+      <w:r>
+        <w:rPr>
+          <w:sz w:val="18"/>
+        </w:rPr>
+        <w:t xml:space="preserve">  French dairy giant Danone has agreed to sell its North American yogurt division to Meridian Capital Partners for $3.8 billion. The divestiture is part of Danone's ongoing portfolio restructuring to focus on premium health and nutrition brands.</w:t>
+      </w:r>
+    </w:p>
+    <w:p>
+      <w:r>
+        <w:rPr>
+          <w:b/>
+          <w:sz w:val="20"/>
+        </w:rPr>
+        <w:t>● Reckitt Benckiser Sells Southeast Asian Fabric Care Division to Henkel for $650M</w:t>
+      </w:r>
+    </w:p>
+    <w:p>
+      <w:r>
+        <w:rPr>
+          <w:color w:val="555555"/>
+          <w:sz w:val="18"/>
+        </w:rPr>
+        <w:t xml:space="preserve">  Value: $650 million | Buyer: Henkel | Target: Reckitt Benckiser's Southeast Asian fabric care division | Region: Southeast Asia | Source: Wall Street Journal</w:t>
+      </w:r>
+    </w:p>
+    <w:p>
+      <w:r>
+        <w:rPr>
+          <w:sz w:val="18"/>
+        </w:rPr>
+        <w:t xml:space="preserve">  Reckitt Benckiser Group has agreed to sell its Southeast Asian fabric care division to German consumer goods company Henkel for $650 million. The transaction includes manufacturing facilities in Thailand, Indonesia, and the Philippines.</w:t>
       </w:r>
     </w:p>
     <w:p/>

--- a/docs/newsletter.docx
+++ b/docs/newsletter.docx
@@ -49,7 +49,7 @@
     </w:p>
     <w:p>
       <w:r>
-        <w:t>This week's FMCG deal intelligence report covers 22 significant transactions across the consumer goods sector. Deal activity includes 13 M&amp;As, 5 Investments, 2 Divestitures, 2 JVs. The most active region is North America. All deals have been verified against credible business news sources and scored for relevance to the FMCG sector.</w:t>
+        <w:t>This week's FMCG deal intelligence report covers 4 significant transactions across the consumer goods sector. Deal activity includes 4 M&amp;As. The most active region is . All deals have been verified against credible business news sources and scored for relevance to the FMCG sector.</w:t>
       </w:r>
     </w:p>
     <w:p>
@@ -156,7 +156,7 @@
               <w:rPr>
                 <w:sz w:val="18"/>
               </w:rPr>
-              <w:t>Nestlé → Fireside Foods</w:t>
+              <w:t>Henkel → Olaplex</w:t>
             </w:r>
           </w:p>
         </w:tc>
@@ -182,7 +182,6 @@
               <w:rPr>
                 <w:sz w:val="18"/>
               </w:rPr>
-              <w:t>$2.1 billion</w:t>
             </w:r>
           </w:p>
         </w:tc>
@@ -195,7 +194,6 @@
               <w:rPr>
                 <w:sz w:val="18"/>
               </w:rPr>
-              <w:t>North America</w:t>
             </w:r>
           </w:p>
         </w:tc>
@@ -208,7 +206,7 @@
               <w:rPr>
                 <w:sz w:val="18"/>
               </w:rPr>
-              <w:t>97.4</w:t>
+              <w:t>95.6</w:t>
             </w:r>
           </w:p>
         </w:tc>
@@ -223,208 +221,7 @@
               <w:rPr>
                 <w:sz w:val="18"/>
               </w:rPr>
-              <w:t>Unilever → GlowNaturals</w:t>
-            </w:r>
-          </w:p>
-        </w:tc>
-        <w:tc>
-          <w:tcPr>
-            <w:tcW w:type="dxa" w:w="1881"/>
-          </w:tcPr>
-          <w:p>
-            <w:r>
-              <w:rPr>
-                <w:sz w:val="18"/>
-              </w:rPr>
-              <w:t>Investment</w:t>
-            </w:r>
-          </w:p>
-        </w:tc>
-        <w:tc>
-          <w:tcPr>
-            <w:tcW w:type="dxa" w:w="1881"/>
-          </w:tcPr>
-          <w:p>
-            <w:r>
-              <w:rPr>
-                <w:sz w:val="18"/>
-              </w:rPr>
-              <w:t>$450 million</w:t>
-            </w:r>
-          </w:p>
-        </w:tc>
-        <w:tc>
-          <w:tcPr>
-            <w:tcW w:type="dxa" w:w="1881"/>
-          </w:tcPr>
-          <w:p>
-            <w:r>
-              <w:rPr>
-                <w:sz w:val="18"/>
-              </w:rPr>
-              <w:t>India</w:t>
-            </w:r>
-          </w:p>
-        </w:tc>
-        <w:tc>
-          <w:tcPr>
-            <w:tcW w:type="dxa" w:w="1881"/>
-          </w:tcPr>
-          <w:p>
-            <w:r>
-              <w:rPr>
-                <w:sz w:val="18"/>
-              </w:rPr>
-              <w:t>97.4</w:t>
-            </w:r>
-          </w:p>
-        </w:tc>
-      </w:tr>
-      <w:tr>
-        <w:tc>
-          <w:tcPr>
-            <w:tcW w:type="dxa" w:w="1881"/>
-          </w:tcPr>
-          <w:p>
-            <w:r>
-              <w:rPr>
-                <w:sz w:val="18"/>
-              </w:rPr>
-              <w:t>Marico → CocoViet</w:t>
-            </w:r>
-          </w:p>
-        </w:tc>
-        <w:tc>
-          <w:tcPr>
-            <w:tcW w:type="dxa" w:w="1881"/>
-          </w:tcPr>
-          <w:p>
-            <w:r>
-              <w:rPr>
-                <w:sz w:val="18"/>
-              </w:rPr>
-              <w:t>Investment</w:t>
-            </w:r>
-          </w:p>
-        </w:tc>
-        <w:tc>
-          <w:tcPr>
-            <w:tcW w:type="dxa" w:w="1881"/>
-          </w:tcPr>
-          <w:p>
-            <w:r>
-              <w:rPr>
-                <w:sz w:val="18"/>
-              </w:rPr>
-              <w:t>$35 million</w:t>
-            </w:r>
-          </w:p>
-        </w:tc>
-        <w:tc>
-          <w:tcPr>
-            <w:tcW w:type="dxa" w:w="1881"/>
-          </w:tcPr>
-          <w:p>
-            <w:r>
-              <w:rPr>
-                <w:sz w:val="18"/>
-              </w:rPr>
-              <w:t>Southeast Asia</w:t>
-            </w:r>
-          </w:p>
-        </w:tc>
-        <w:tc>
-          <w:tcPr>
-            <w:tcW w:type="dxa" w:w="1881"/>
-          </w:tcPr>
-          <w:p>
-            <w:r>
-              <w:rPr>
-                <w:sz w:val="18"/>
-              </w:rPr>
-              <w:t>97.4</w:t>
-            </w:r>
-          </w:p>
-        </w:tc>
-      </w:tr>
-      <w:tr>
-        <w:tc>
-          <w:tcPr>
-            <w:tcW w:type="dxa" w:w="1881"/>
-          </w:tcPr>
-          <w:p>
-            <w:r>
-              <w:rPr>
-                <w:sz w:val="18"/>
-              </w:rPr>
-              <w:t>Meridian Capital Partners → Danone's North American yogurt business</w:t>
-            </w:r>
-          </w:p>
-        </w:tc>
-        <w:tc>
-          <w:tcPr>
-            <w:tcW w:type="dxa" w:w="1881"/>
-          </w:tcPr>
-          <w:p>
-            <w:r>
-              <w:rPr>
-                <w:sz w:val="18"/>
-              </w:rPr>
-              <w:t>Divestiture</w:t>
-            </w:r>
-          </w:p>
-        </w:tc>
-        <w:tc>
-          <w:tcPr>
-            <w:tcW w:type="dxa" w:w="1881"/>
-          </w:tcPr>
-          <w:p>
-            <w:r>
-              <w:rPr>
-                <w:sz w:val="18"/>
-              </w:rPr>
-              <w:t>$3.8 billion</w:t>
-            </w:r>
-          </w:p>
-        </w:tc>
-        <w:tc>
-          <w:tcPr>
-            <w:tcW w:type="dxa" w:w="1881"/>
-          </w:tcPr>
-          <w:p>
-            <w:r>
-              <w:rPr>
-                <w:sz w:val="18"/>
-              </w:rPr>
-              <w:t>North America</w:t>
-            </w:r>
-          </w:p>
-        </w:tc>
-        <w:tc>
-          <w:tcPr>
-            <w:tcW w:type="dxa" w:w="1881"/>
-          </w:tcPr>
-          <w:p>
-            <w:r>
-              <w:rPr>
-                <w:sz w:val="18"/>
-              </w:rPr>
-              <w:t>97.4</w:t>
-            </w:r>
-          </w:p>
-        </w:tc>
-      </w:tr>
-      <w:tr>
-        <w:tc>
-          <w:tcPr>
-            <w:tcW w:type="dxa" w:w="1881"/>
-          </w:tcPr>
-          <w:p>
-            <w:r>
-              <w:rPr>
-                <w:sz w:val="18"/>
-              </w:rPr>
-              <w:t>Mondelez International → DoceBrasil</w:t>
+              <w:t>Danone → Huel</w:t>
             </w:r>
           </w:p>
         </w:tc>
@@ -450,7 +247,7 @@
               <w:rPr>
                 <w:sz w:val="18"/>
               </w:rPr>
-              <w:t>$1.4 billion</w:t>
+              <w:t>$1.6bn</w:t>
             </w:r>
           </w:p>
         </w:tc>
@@ -463,7 +260,6 @@
               <w:rPr>
                 <w:sz w:val="18"/>
               </w:rPr>
-              <w:t>Latin America</w:t>
             </w:r>
           </w:p>
         </w:tc>
@@ -476,7 +272,137 @@
               <w:rPr>
                 <w:sz w:val="18"/>
               </w:rPr>
-              <w:t>97.4</w:t>
+              <w:t>75.4</w:t>
+            </w:r>
+          </w:p>
+        </w:tc>
+      </w:tr>
+      <w:tr>
+        <w:tc>
+          <w:tcPr>
+            <w:tcW w:type="dxa" w:w="1881"/>
+          </w:tcPr>
+          <w:p>
+            <w:r>
+              <w:rPr>
+                <w:sz w:val="18"/>
+              </w:rPr>
+              <w:t>FMCG stock jumps after NCLT approves merger with M</w:t>
+            </w:r>
+          </w:p>
+        </w:tc>
+        <w:tc>
+          <w:tcPr>
+            <w:tcW w:type="dxa" w:w="1881"/>
+          </w:tcPr>
+          <w:p>
+            <w:r>
+              <w:rPr>
+                <w:sz w:val="18"/>
+              </w:rPr>
+              <w:t>M&amp;A</w:t>
+            </w:r>
+          </w:p>
+        </w:tc>
+        <w:tc>
+          <w:tcPr>
+            <w:tcW w:type="dxa" w:w="1881"/>
+          </w:tcPr>
+          <w:p>
+            <w:r>
+              <w:rPr>
+                <w:sz w:val="18"/>
+              </w:rPr>
+            </w:r>
+          </w:p>
+        </w:tc>
+        <w:tc>
+          <w:tcPr>
+            <w:tcW w:type="dxa" w:w="1881"/>
+          </w:tcPr>
+          <w:p>
+            <w:r>
+              <w:rPr>
+                <w:sz w:val="18"/>
+              </w:rPr>
+            </w:r>
+          </w:p>
+        </w:tc>
+        <w:tc>
+          <w:tcPr>
+            <w:tcW w:type="dxa" w:w="1881"/>
+          </w:tcPr>
+          <w:p>
+            <w:r>
+              <w:rPr>
+                <w:sz w:val="18"/>
+              </w:rPr>
+              <w:t>68.8</w:t>
+            </w:r>
+          </w:p>
+        </w:tc>
+      </w:tr>
+      <w:tr>
+        <w:tc>
+          <w:tcPr>
+            <w:tcW w:type="dxa" w:w="1881"/>
+          </w:tcPr>
+          <w:p>
+            <w:r>
+              <w:rPr>
+                <w:sz w:val="18"/>
+              </w:rPr>
+              <w:t>Henkel AG &amp; Co. KGaA → Olaplex</w:t>
+            </w:r>
+          </w:p>
+        </w:tc>
+        <w:tc>
+          <w:tcPr>
+            <w:tcW w:type="dxa" w:w="1881"/>
+          </w:tcPr>
+          <w:p>
+            <w:r>
+              <w:rPr>
+                <w:sz w:val="18"/>
+              </w:rPr>
+              <w:t>M&amp;A</w:t>
+            </w:r>
+          </w:p>
+        </w:tc>
+        <w:tc>
+          <w:tcPr>
+            <w:tcW w:type="dxa" w:w="1881"/>
+          </w:tcPr>
+          <w:p>
+            <w:r>
+              <w:rPr>
+                <w:sz w:val="18"/>
+              </w:rPr>
+            </w:r>
+          </w:p>
+        </w:tc>
+        <w:tc>
+          <w:tcPr>
+            <w:tcW w:type="dxa" w:w="1881"/>
+          </w:tcPr>
+          <w:p>
+            <w:r>
+              <w:rPr>
+                <w:sz w:val="18"/>
+              </w:rPr>
+            </w:r>
+          </w:p>
+        </w:tc>
+        <w:tc>
+          <w:tcPr>
+            <w:tcW w:type="dxa" w:w="1881"/>
+          </w:tcPr>
+          <w:p>
+            <w:r>
+              <w:rPr>
+                <w:sz w:val="18"/>
+              </w:rPr>
+              <w:t>62.8</w:t>
             </w:r>
           </w:p>
         </w:tc>
@@ -496,7 +422,7 @@
         <w:pStyle w:val="Heading2"/>
       </w:pPr>
       <w:r>
-        <w:t>Mergers &amp; Acquisitions (13)</w:t>
+        <w:t>Mergers &amp; Acquisitions (4)</w:t>
       </w:r>
     </w:p>
     <w:p>
@@ -505,7 +431,7 @@
           <w:b/>
           <w:sz w:val="20"/>
         </w:rPr>
-        <w:t>● Nestlé Acquires High-End Snack Brand Fireside Foods for $2.1 Billion</w:t>
+        <w:t>● Germany's Henkel nears deal for hair care brand Olaplex, Bloomberg News reports - Reuters</w:t>
       </w:r>
     </w:p>
     <w:p>
@@ -514,7 +440,7 @@
           <w:color w:val="555555"/>
           <w:sz w:val="18"/>
         </w:rPr>
-        <w:t xml:space="preserve">  Value: $2.1 billion | Buyer: Nestlé | Target: Fireside Foods | Region: North America | Source: Reuters</w:t>
+        <w:t xml:space="preserve">  Buyer: Henkel | Target: Olaplex | Source: Reuters</w:t>
       </w:r>
     </w:p>
     <w:p>
@@ -522,7 +448,7 @@
         <w:rPr>
           <w:sz w:val="18"/>
         </w:rPr>
-        <w:t xml:space="preserve">  Swiss food giant Nestlé has completed the acquisition of US-based premium snack brand Fireside Foods in a deal valued at $2.1 billion. The acquisition strengthens Nestlé's position in the growing health-conscious snacking segment. Fireside Foods, known for its plant-based protein bars and organic trail mixes, recorded revenues of $680 million in 2025.</w:t>
+        <w:t xml:space="preserve">  Germany's Henkel nears deal for hair care brand Olaplex, Bloomberg News reports Reuters</w:t>
       </w:r>
     </w:p>
     <w:p>
@@ -531,7 +457,7 @@
           <w:b/>
           <w:sz w:val="20"/>
         </w:rPr>
-        <w:t>● Mondelez International Completes Acquisition of Brazilian Confectionery Group DoceBrasil</w:t>
+        <w:t>● Danone announces $1.6bn acquisition of nutrition drink Huel - Inside FMCG</w:t>
       </w:r>
     </w:p>
     <w:p>
@@ -540,7 +466,7 @@
           <w:color w:val="555555"/>
           <w:sz w:val="18"/>
         </w:rPr>
-        <w:t xml:space="preserve">  Value: $1.4 billion | Buyer: Mondelez International | Target: DoceBrasil | Region: Latin America | Source: Reuters</w:t>
+        <w:t xml:space="preserve">  Value: $1.6bn | Buyer: Danone | Target: Huel | Source: Inside FMCG</w:t>
       </w:r>
     </w:p>
     <w:p>
@@ -548,7 +474,17 @@
         <w:rPr>
           <w:sz w:val="18"/>
         </w:rPr>
-        <w:t xml:space="preserve">  Mondelez International has completed its acquisition of DoceBrasil, one of Brazil's largest confectionery companies, for $1.4 billion. The deal gives Mondelez access to DoceBrasil's portfolio of popular chocolate and candy brands with strong distribution across Latin America.</w:t>
+        <w:t xml:space="preserve">  Danone announces $1.6bn acquisition of nutrition drink Huel Inside FMCG</w:t>
+      </w:r>
+    </w:p>
+    <w:p>
+      <w:r>
+        <w:rPr>
+          <w:i/>
+          <w:color w:val="CC6600"/>
+          <w:sz w:val="16"/>
+        </w:rPr>
+        <w:t xml:space="preserve">  ⚠ Note: Source credibility below threshold (Unknown)</w:t>
       </w:r>
     </w:p>
     <w:p>
@@ -557,7 +493,7 @@
           <w:b/>
           <w:sz w:val="20"/>
         </w:rPr>
-        <w:t>● L'Oréal Acquires Japanese Skincare Brand HadaZen for $900 Million</w:t>
+        <w:t>● FMCG stock jumps after NCLT approves merger with Milk Mantra - MSN</w:t>
       </w:r>
     </w:p>
     <w:p>
@@ -566,7 +502,7 @@
           <w:color w:val="555555"/>
           <w:sz w:val="18"/>
         </w:rPr>
-        <w:t xml:space="preserve">  Value: $900 million | Buyer: L'Oréal | Target: HadaZen | Region: Asia-Pacific | Source: Bloomberg</w:t>
+        <w:t xml:space="preserve">  Target: Milk Mantra | Source: MSN</w:t>
       </w:r>
     </w:p>
     <w:p>
@@ -574,7 +510,17 @@
         <w:rPr>
           <w:sz w:val="18"/>
         </w:rPr>
-        <w:t xml:space="preserve">  French cosmetics giant L'Oréal has acquired HadaZen, a premium Japanese skincare brand known for its minimalist, science-backed formulations. The $900 million deal marks L'Oréal's largest acquisition in the Asia-Pacific skincare segment.</w:t>
+        <w:t xml:space="preserve">  FMCG stock jumps after NCLT approves merger with Milk Mantra MSN</w:t>
+      </w:r>
+    </w:p>
+    <w:p>
+      <w:r>
+        <w:rPr>
+          <w:i/>
+          <w:color w:val="CC6600"/>
+          <w:sz w:val="16"/>
+        </w:rPr>
+        <w:t xml:space="preserve">  ⚠ Note: Source credibility below threshold (Unknown)</w:t>
       </w:r>
     </w:p>
     <w:p>
@@ -583,7 +529,7 @@
           <w:b/>
           <w:sz w:val="20"/>
         </w:rPr>
-        <w:t>● Kraft Heinz to Acquire Mexican Condiments Brand SaborRico for $180M</w:t>
+        <w:t>● Henkel AG &amp; Co. KGaA (Vz.) stock gains on Olaplex acquisition talks and sustainability push amid CEO - AD HOC NEWS</w:t>
       </w:r>
     </w:p>
     <w:p>
@@ -592,7 +538,7 @@
           <w:color w:val="555555"/>
           <w:sz w:val="18"/>
         </w:rPr>
-        <w:t xml:space="preserve">  Value: $180 million | Buyer: Kraft Heinz Company | Target: SaborRico | Region: Latin America | Source: Reuters</w:t>
+        <w:t xml:space="preserve">  Buyer: Henkel AG &amp; Co. KGaA | Target: Olaplex | Source: AD HOC NEWS</w:t>
       </w:r>
     </w:p>
     <w:p>
@@ -600,499 +546,17 @@
         <w:rPr>
           <w:sz w:val="18"/>
         </w:rPr>
-        <w:t xml:space="preserve">  Kraft Heinz Company has announced the acquisition of SaborRico, a Mexican condiments and sauces maker, for $180 million. SaborRico is known for its authentic Mexican hot sauces and salsas distributed across North America and parts of Central America.</w:t>
+        <w:t xml:space="preserve">  Henkel AG &amp; Co. KGaA (Vz.) stock gains on Olaplex acquisition talks and sustainability push amid CEO AD HOC NEWS</w:t>
       </w:r>
     </w:p>
     <w:p>
       <w:r>
         <w:rPr>
-          <w:b/>
-          <w:sz w:val="20"/>
+          <w:i/>
+          <w:color w:val="CC6600"/>
+          <w:sz w:val="16"/>
         </w:rPr>
-        <w:t>● Estée Lauder Acquires Korean Beauty Brand SeoulGlow in $550M Deal</w:t>
-      </w:r>
-    </w:p>
-    <w:p>
-      <w:r>
-        <w:rPr>
-          <w:color w:val="555555"/>
-          <w:sz w:val="18"/>
-        </w:rPr>
-        <w:t xml:space="preserve">  Value: $550 million | Buyer: Estée Lauder Companies | Target: SeoulGlow | Region: Asia-Pacific | Source: Bloomberg</w:t>
-      </w:r>
-    </w:p>
-    <w:p>
-      <w:r>
-        <w:rPr>
-          <w:sz w:val="18"/>
-        </w:rPr>
-        <w:t xml:space="preserve">  Estée Lauder Companies has acquired SeoulGlow, a South Korean beauty and skincare brand popular among Gen Z consumers, for $550 million. SeoulGlow's products, known for innovative K-beauty formulations, are sold in 25 countries.</w:t>
-      </w:r>
-    </w:p>
-    <w:p>
-      <w:r>
-        <w:rPr>
-          <w:b/>
-          <w:sz w:val="20"/>
-        </w:rPr>
-        <w:t>● Dabur India Invests ₹400 Crore in Organic Baby Care Brand TinyOrganics</w:t>
-      </w:r>
-    </w:p>
-    <w:p>
-      <w:r>
-        <w:rPr>
-          <w:color w:val="555555"/>
-          <w:sz w:val="18"/>
-        </w:rPr>
-        <w:t xml:space="preserve">  Value: ₹400 crore ($48 million) | Buyer: Dabur India | Target: TinyOrganics | Region: India | Source: Economic Times</w:t>
-      </w:r>
-    </w:p>
-    <w:p>
-      <w:r>
-        <w:rPr>
-          <w:sz w:val="18"/>
-        </w:rPr>
-        <w:t xml:space="preserve">  Dabur India has invested ₹400 crore ($48 million) for a 55% controlling stake in TinyOrganics, a premium organic baby care brand. This marks Dabur's entry into the organized baby care segment in India.</w:t>
-      </w:r>
-    </w:p>
-    <w:p>
-      <w:r>
-        <w:rPr>
-          <w:b/>
-          <w:sz w:val="20"/>
-        </w:rPr>
-        <w:t>● ITC Acquires Healthy Breakfast Brand MorningStar for ₹1,200 Crore</w:t>
-      </w:r>
-    </w:p>
-    <w:p>
-      <w:r>
-        <w:rPr>
-          <w:color w:val="555555"/>
-          <w:sz w:val="18"/>
-        </w:rPr>
-        <w:t xml:space="preserve">  Value: ₹1,200 crore (approximately $140 million) | Buyer: ITC Limited | Target: MorningStar | Region: India | Source: MoneyControl</w:t>
-      </w:r>
-    </w:p>
-    <w:p>
-      <w:r>
-        <w:rPr>
-          <w:sz w:val="18"/>
-        </w:rPr>
-        <w:t xml:space="preserve">  ITC Limited has acquired MorningStar, a direct-to-consumer healthy breakfast and cereal brand, for ₹1,200 crore (approximately $140 million). The acquisition aligns with ITC's strategy to expand its packaged foods portfolio, particularly in the health and wellness segment.</w:t>
-      </w:r>
-    </w:p>
-    <w:p>
-      <w:r>
-        <w:rPr>
-          <w:b/>
-          <w:sz w:val="20"/>
-        </w:rPr>
-        <w:t>● Godrej Consumer Products to Acquire African Home Care Brand CleanAfrica</w:t>
-      </w:r>
-    </w:p>
-    <w:p>
-      <w:r>
-        <w:rPr>
-          <w:color w:val="555555"/>
-          <w:sz w:val="18"/>
-        </w:rPr>
-        <w:t xml:space="preserve">  Value: $85 million | Buyer: Godrej Consumer Products Limited (GCPL) | Target: CleanAfrica | Region: Africa | Source: Business Standard</w:t>
-      </w:r>
-    </w:p>
-    <w:p>
-      <w:r>
-        <w:rPr>
-          <w:sz w:val="18"/>
-        </w:rPr>
-        <w:t xml:space="preserve">  Godrej Consumer Products Limited (GCPL) has entered into a definitive agreement to acquire CleanAfrica, a leading household cleaning brand in East Africa, for $85 million. This acquisition will expand GCPL's Africa business, which currently contributes 25% of its international revenue.</w:t>
-      </w:r>
-    </w:p>
-    <w:p>
-      <w:r>
-        <w:rPr>
-          <w:b/>
-          <w:sz w:val="20"/>
-        </w:rPr>
-        <w:t>● General Mills Acquires European Plant-Based Dairy Brand OatLux for $320 Million</w:t>
-      </w:r>
-    </w:p>
-    <w:p>
-      <w:r>
-        <w:rPr>
-          <w:color w:val="555555"/>
-          <w:sz w:val="18"/>
-        </w:rPr>
-        <w:t xml:space="preserve">  Value: $320 million | Buyer: General Mills | Target: OatLux | Region: Europe | Source: CNBC</w:t>
-      </w:r>
-    </w:p>
-    <w:p>
-      <w:r>
-        <w:rPr>
-          <w:sz w:val="18"/>
-        </w:rPr>
-        <w:t xml:space="preserve">  General Mills has completed the acquisition of OatLux, a European plant-based dairy alternatives brand, for $320 million. OatLux specializes in oat-based milk, yogurt, and cream products and has a strong presence in the UK, Germany, and Scandinavia.</w:t>
-      </w:r>
-    </w:p>
-    <w:p>
-      <w:r>
-        <w:rPr>
-          <w:b/>
-          <w:sz w:val="20"/>
-        </w:rPr>
-        <w:t>● Ferrero Group Acquires UK Premium Chocolate Brand Thornton &amp; Moore</w:t>
-      </w:r>
-    </w:p>
-    <w:p>
-      <w:r>
-        <w:rPr>
-          <w:color w:val="555555"/>
-          <w:sz w:val="18"/>
-        </w:rPr>
-        <w:t xml:space="preserve">  Value: £180 million ($225 million) estimated | Buyer: Ferrero Group | Target: Thornton &amp; Moore | Region: Europe | Source: The Guardian</w:t>
-      </w:r>
-    </w:p>
-    <w:p>
-      <w:r>
-        <w:rPr>
-          <w:sz w:val="18"/>
-        </w:rPr>
-        <w:t xml:space="preserve">  Italian confectionery giant Ferrero has acquired Thornton &amp; Moore, a UK-based premium chocolate brand, for an undisclosed sum estimated at £180 million ($225 million). The acquisition extends Ferrero's premium chocolate portfolio in the British market.</w:t>
-      </w:r>
-    </w:p>
-    <w:p>
-      <w:r>
-        <w:rPr>
-          <w:b/>
-          <w:sz w:val="20"/>
-        </w:rPr>
-        <w:t>● Church &amp; Dwight Acquires European Laundry Pod Brand FreshPods</w:t>
-      </w:r>
-    </w:p>
-    <w:p>
-      <w:r>
-        <w:rPr>
-          <w:color w:val="555555"/>
-          <w:sz w:val="18"/>
-        </w:rPr>
-        <w:t xml:space="preserve">  Value: $120 million | Buyer: Church &amp; Dwight Co. | Target: FreshPods | Region: Europe | Source: MarketWatch</w:t>
-      </w:r>
-    </w:p>
-    <w:p>
-      <w:r>
-        <w:rPr>
-          <w:sz w:val="18"/>
-        </w:rPr>
-        <w:t xml:space="preserve">  Church &amp; Dwight Co. has agreed to acquire FreshPods, a European laundry detergent pod brand, for $120 million. The deal bolsters Church &amp; Dwight's household products portfolio in Europe.</w:t>
-      </w:r>
-    </w:p>
-    <w:p>
-      <w:r>
-        <w:rPr>
-          <w:b/>
-          <w:sz w:val="20"/>
-        </w:rPr>
-        <w:t>● Kellogg's Acquires Organic Granola Brand NatureCrunch for $95M</w:t>
-      </w:r>
-    </w:p>
-    <w:p>
-      <w:r>
-        <w:rPr>
-          <w:color w:val="555555"/>
-          <w:sz w:val="18"/>
-        </w:rPr>
-        <w:t xml:space="preserve">  Value: $95 million | Buyer: Kellogg Company | Target: NatureCrunch | Region: North America | Source: Food Dive</w:t>
-      </w:r>
-    </w:p>
-    <w:p>
-      <w:r>
-        <w:rPr>
-          <w:sz w:val="18"/>
-        </w:rPr>
-        <w:t xml:space="preserve">  Kellogg Company has agreed to acquire NatureCrunch, a US-based organic granola and cereal brand, for $95 million. NatureCrunch has been growing rapidly in the organic breakfast category with distribution in Whole Foods and Costco.</w:t>
-      </w:r>
-    </w:p>
-    <w:p>
-      <w:r>
-        <w:rPr>
-          <w:b/>
-          <w:sz w:val="20"/>
-        </w:rPr>
-        <w:t>● Conagra Brands Acquires Asian Frozen Food Maker WokFresh for $260M</w:t>
-      </w:r>
-    </w:p>
-    <w:p>
-      <w:r>
-        <w:rPr>
-          <w:color w:val="555555"/>
-          <w:sz w:val="18"/>
-        </w:rPr>
-        <w:t xml:space="preserve">  Value: $260M | Buyer: Conagra Brands | Target: WokFresh | Region: North America | Source: Yahoo Finance</w:t>
-      </w:r>
-    </w:p>
-    <w:p>
-      <w:r>
-        <w:rPr>
-          <w:sz w:val="18"/>
-        </w:rPr>
-        <w:t xml:space="preserve">  Conagra Brands has acquired WokFresh, a California-based Asian frozen food manufacturer, for $260 million. WokFresh produces a range of frozen dumplings, stir-fry meals, and dim sum products sold across major US retailers.</w:t>
-      </w:r>
-    </w:p>
-    <w:p>
-      <w:pPr>
-        <w:pStyle w:val="Heading2"/>
-      </w:pPr>
-      <w:r>
-        <w:t>Strategic Investments (5)</w:t>
-      </w:r>
-    </w:p>
-    <w:p>
-      <w:r>
-        <w:rPr>
-          <w:b/>
-          <w:sz w:val="20"/>
-        </w:rPr>
-        <w:t>● Unilever Invests $450M in Indian Personal Care Startup GlowNaturals</w:t>
-      </w:r>
-    </w:p>
-    <w:p>
-      <w:r>
-        <w:rPr>
-          <w:color w:val="555555"/>
-          <w:sz w:val="18"/>
-        </w:rPr>
-        <w:t xml:space="preserve">  Value: $450 million | Buyer: Unilever | Target: GlowNaturals | Region: India | Source: Economic Times</w:t>
-      </w:r>
-    </w:p>
-    <w:p>
-      <w:r>
-        <w:rPr>
-          <w:sz w:val="18"/>
-        </w:rPr>
-        <w:t xml:space="preserve">  Unilever's venture arm has invested $450 million for a 65% stake in GlowNaturals, a Bengaluru-based personal care startup specializing in ayurvedic skincare products. GlowNaturals has grown 180% year-over-year and currently operates in 12 countries across Asia-Pacific.</w:t>
-      </w:r>
-    </w:p>
-    <w:p>
-      <w:r>
-        <w:rPr>
-          <w:b/>
-          <w:sz w:val="20"/>
-        </w:rPr>
-        <w:t>● Marico Picks Up 40% Stake in Vietnamese Coconut Oil Brand CocoViet</w:t>
-      </w:r>
-    </w:p>
-    <w:p>
-      <w:r>
-        <w:rPr>
-          <w:color w:val="555555"/>
-          <w:sz w:val="18"/>
-        </w:rPr>
-        <w:t xml:space="preserve">  Value: $35 million | Buyer: Marico | Target: CocoViet | Region: Southeast Asia | Source: Economic Times</w:t>
-      </w:r>
-    </w:p>
-    <w:p>
-      <w:r>
-        <w:rPr>
-          <w:sz w:val="18"/>
-        </w:rPr>
-        <w:t xml:space="preserve">  Indian FMCG company Marico has acquired a 40% stake in CocoViet, a Vietnamese coconut oil and personal care brand, for $35 million. The strategic investment marks Marico's entry into Vietnam's fast-growing personal care market.</w:t>
-      </w:r>
-    </w:p>
-    <w:p>
-      <w:r>
-        <w:rPr>
-          <w:b/>
-          <w:sz w:val="20"/>
-        </w:rPr>
-        <w:t>● Coca-Cola Acquires Minority Stake in African Juice Brand FreshPressAfrica</w:t>
-      </w:r>
-    </w:p>
-    <w:p>
-      <w:r>
-        <w:rPr>
-          <w:color w:val="555555"/>
-          <w:sz w:val="18"/>
-        </w:rPr>
-        <w:t xml:space="preserve">  Value: Not disclosed (estimated $50-70 million) | Buyer: The Coca-Cola Company | Target: FreshPressAfrica | Region: Africa | Source: Forbes</w:t>
-      </w:r>
-    </w:p>
-    <w:p>
-      <w:r>
-        <w:rPr>
-          <w:sz w:val="18"/>
-        </w:rPr>
-        <w:t xml:space="preserve">  The Coca-Cola Company has acquired a 25% minority stake in FreshPressAfrica, a fast-growing juice and smoothie brand operating across Nigeria, Kenya, and South Africa. The investment size was not disclosed but is estimated at $50-70 million.</w:t>
-      </w:r>
-    </w:p>
-    <w:p>
-      <w:r>
-        <w:rPr>
-          <w:b/>
-          <w:sz w:val="20"/>
-        </w:rPr>
-        <w:t>● Colgate-Palmolive Invests in AI-Powered Oral Health Startup SmileTech</w:t>
-      </w:r>
-    </w:p>
-    <w:p>
-      <w:r>
-        <w:rPr>
-          <w:color w:val="555555"/>
-          <w:sz w:val="18"/>
-        </w:rPr>
-        <w:t xml:space="preserve">  Value: $75 million | Buyer: Colgate-Palmolive | Target: SmileTech | Region: North America | Source: Forbes</w:t>
-      </w:r>
-    </w:p>
-    <w:p>
-      <w:r>
-        <w:rPr>
-          <w:sz w:val="18"/>
-        </w:rPr>
-        <w:t xml:space="preserve">  Colgate-Palmolive has led a $75 million Series C funding round in SmileTech, a startup that uses AI-powered diagnostics for preventive oral health. Colgate plans to integrate SmileTech's technology into its consumer oral care products.</w:t>
-      </w:r>
-    </w:p>
-    <w:p>
-      <w:r>
-        <w:rPr>
-          <w:b/>
-          <w:sz w:val="20"/>
-        </w:rPr>
-        <w:t>● Hindustan Unilever Announces ₹2,500 Crore Investment in New Food Processing Plant</w:t>
-      </w:r>
-    </w:p>
-    <w:p>
-      <w:r>
-        <w:rPr>
-          <w:color w:val="555555"/>
-          <w:sz w:val="18"/>
-        </w:rPr>
-        <w:t xml:space="preserve">  Value: ₹2,500 crore ($300 million) | Buyer: Hindustan Unilever Limited (HUL) | Region: India | Source: LiveMint</w:t>
-      </w:r>
-    </w:p>
-    <w:p>
-      <w:r>
-        <w:rPr>
-          <w:sz w:val="18"/>
-        </w:rPr>
-        <w:t xml:space="preserve">  Hindustan Unilever Limited (HUL) has announced an investment of ₹2,500 crore ($300 million) in a new state-of-the-art food processing facility in Maharashtra. The plant will produce packaged soups, noodles, and ready-to-eat meals, targeting India's rapidly growing convenience food market.</w:t>
-      </w:r>
-    </w:p>
-    <w:p>
-      <w:pPr>
-        <w:pStyle w:val="Heading2"/>
-      </w:pPr>
-      <w:r>
-        <w:t>Joint Ventures (2)</w:t>
-      </w:r>
-    </w:p>
-    <w:p>
-      <w:r>
-        <w:rPr>
-          <w:b/>
-          <w:sz w:val="20"/>
-        </w:rPr>
-        <w:t>● PepsiCo and Britannia Industries Form Joint Venture for Healthy Snacks in India</w:t>
-      </w:r>
-    </w:p>
-    <w:p>
-      <w:r>
-        <w:rPr>
-          <w:color w:val="555555"/>
-          <w:sz w:val="18"/>
-        </w:rPr>
-        <w:t xml:space="preserve">  Value: ₹800 crore ($95 million) | Buyer: PepsiCo Inc and Britannia Industries | Region: India | Source: Economic Times</w:t>
-      </w:r>
-    </w:p>
-    <w:p>
-      <w:r>
-        <w:rPr>
-          <w:sz w:val="18"/>
-        </w:rPr>
-        <w:t xml:space="preserve">  PepsiCo Inc and Britannia Industries have announced a 50:50 joint venture to develop and distribute healthy snack products across India. The JV, with an initial investment of ₹800 crore ($95 million), will leverage PepsiCo's R&amp;D capabilities and Britannia's extensive Indian distribution network.</w:t>
-      </w:r>
-    </w:p>
-    <w:p>
-      <w:r>
-        <w:rPr>
-          <w:b/>
-          <w:sz w:val="20"/>
-        </w:rPr>
-        <w:t>● P&amp;G and Dabur Announce Joint Venture for Oral Care Products in Southeast Asia</w:t>
-      </w:r>
-    </w:p>
-    <w:p>
-      <w:r>
-        <w:rPr>
-          <w:color w:val="555555"/>
-          <w:sz w:val="18"/>
-        </w:rPr>
-        <w:t xml:space="preserve">  Value: $200 million | Buyer: Procter &amp; Gamble and Dabur | Region: Southeast Asia | Source: CNBC</w:t>
-      </w:r>
-    </w:p>
-    <w:p>
-      <w:r>
-        <w:rPr>
-          <w:sz w:val="18"/>
-        </w:rPr>
-        <w:t xml:space="preserve">  Procter &amp; Gamble and Indian FMCG major Dabur have announced a joint venture to develop and market oral care products across Southeast Asia. The JV will combine P&amp;G's distribution network with Dabur's herbal formulations expertise. Initial investment is pegged at $200 million.</w:t>
-      </w:r>
-    </w:p>
-    <w:p>
-      <w:pPr>
-        <w:pStyle w:val="Heading2"/>
-      </w:pPr>
-      <w:r>
-        <w:t>Divestitures (2)</w:t>
-      </w:r>
-    </w:p>
-    <w:p>
-      <w:r>
-        <w:rPr>
-          <w:b/>
-          <w:sz w:val="20"/>
-        </w:rPr>
-        <w:t>● Danone Divests North American Yogurt Business to Private Equity Firm Meridian Capital</w:t>
-      </w:r>
-    </w:p>
-    <w:p>
-      <w:r>
-        <w:rPr>
-          <w:color w:val="555555"/>
-          <w:sz w:val="18"/>
-        </w:rPr>
-        <w:t xml:space="preserve">  Value: $3.8 billion | Buyer: Meridian Capital Partners | Target: Danone's North American yogurt business | Region: North America | Source: Financial Times</w:t>
-      </w:r>
-    </w:p>
-    <w:p>
-      <w:r>
-        <w:rPr>
-          <w:sz w:val="18"/>
-        </w:rPr>
-        <w:t xml:space="preserve">  French dairy giant Danone has agreed to sell its North American yogurt division to Meridian Capital Partners for $3.8 billion. The divestiture is part of Danone's ongoing portfolio restructuring to focus on premium health and nutrition brands.</w:t>
-      </w:r>
-    </w:p>
-    <w:p>
-      <w:r>
-        <w:rPr>
-          <w:b/>
-          <w:sz w:val="20"/>
-        </w:rPr>
-        <w:t>● Reckitt Benckiser Sells Southeast Asian Fabric Care Division to Henkel for $650M</w:t>
-      </w:r>
-    </w:p>
-    <w:p>
-      <w:r>
-        <w:rPr>
-          <w:color w:val="555555"/>
-          <w:sz w:val="18"/>
-        </w:rPr>
-        <w:t xml:space="preserve">  Value: $650 million | Buyer: Henkel | Target: Reckitt Benckiser's Southeast Asian fabric care division | Region: Southeast Asia | Source: Wall Street Journal</w:t>
-      </w:r>
-    </w:p>
-    <w:p>
-      <w:r>
-        <w:rPr>
-          <w:sz w:val="18"/>
-        </w:rPr>
-        <w:t xml:space="preserve">  Reckitt Benckiser Group has agreed to sell its Southeast Asian fabric care division to German consumer goods company Henkel for $650 million. The transaction includes manufacturing facilities in Thailand, Indonesia, and the Philippines.</w:t>
+        <w:t xml:space="preserve">  ⚠ Note: Source credibility below threshold (Unknown)</w:t>
       </w:r>
     </w:p>
     <w:p/>

--- a/docs/newsletter.docx
+++ b/docs/newsletter.docx
@@ -49,7 +49,7 @@
     </w:p>
     <w:p>
       <w:r>
-        <w:t>This week's FMCG deal intelligence report covers 4 significant transactions across the consumer goods sector. Deal activity includes 4 M&amp;As. The most active region is . All deals have been verified against credible business news sources and scored for relevance to the FMCG sector.</w:t>
+        <w:t>This week's FMCG deal intelligence report covers 3 significant transactions across the consumer goods sector. Deal activity includes 3 M&amp;As. The most active region is . All deals have been verified against credible business news sources and scored for relevance to the FMCG sector.</w:t>
       </w:r>
     </w:p>
     <w:p>
@@ -337,72 +337,7 @@
               <w:rPr>
                 <w:sz w:val="18"/>
               </w:rPr>
-              <w:t>68.8</w:t>
-            </w:r>
-          </w:p>
-        </w:tc>
-      </w:tr>
-      <w:tr>
-        <w:tc>
-          <w:tcPr>
-            <w:tcW w:type="dxa" w:w="1881"/>
-          </w:tcPr>
-          <w:p>
-            <w:r>
-              <w:rPr>
-                <w:sz w:val="18"/>
-              </w:rPr>
-              <w:t>Henkel AG &amp; Co. KGaA → Olaplex</w:t>
-            </w:r>
-          </w:p>
-        </w:tc>
-        <w:tc>
-          <w:tcPr>
-            <w:tcW w:type="dxa" w:w="1881"/>
-          </w:tcPr>
-          <w:p>
-            <w:r>
-              <w:rPr>
-                <w:sz w:val="18"/>
-              </w:rPr>
-              <w:t>M&amp;A</w:t>
-            </w:r>
-          </w:p>
-        </w:tc>
-        <w:tc>
-          <w:tcPr>
-            <w:tcW w:type="dxa" w:w="1881"/>
-          </w:tcPr>
-          <w:p>
-            <w:r>
-              <w:rPr>
-                <w:sz w:val="18"/>
-              </w:rPr>
-            </w:r>
-          </w:p>
-        </w:tc>
-        <w:tc>
-          <w:tcPr>
-            <w:tcW w:type="dxa" w:w="1881"/>
-          </w:tcPr>
-          <w:p>
-            <w:r>
-              <w:rPr>
-                <w:sz w:val="18"/>
-              </w:rPr>
-            </w:r>
-          </w:p>
-        </w:tc>
-        <w:tc>
-          <w:tcPr>
-            <w:tcW w:type="dxa" w:w="1881"/>
-          </w:tcPr>
-          <w:p>
-            <w:r>
-              <w:rPr>
-                <w:sz w:val="18"/>
-              </w:rPr>
-              <w:t>62.8</w:t>
+              <w:t>71.2</w:t>
             </w:r>
           </w:p>
         </w:tc>
@@ -422,7 +357,7 @@
         <w:pStyle w:val="Heading2"/>
       </w:pPr>
       <w:r>
-        <w:t>Mergers &amp; Acquisitions (4)</w:t>
+        <w:t>Mergers &amp; Acquisitions (3)</w:t>
       </w:r>
     </w:p>
     <w:p>
@@ -511,42 +446,6 @@
           <w:sz w:val="18"/>
         </w:rPr>
         <w:t xml:space="preserve">  FMCG stock jumps after NCLT approves merger with Milk Mantra MSN</w:t>
-      </w:r>
-    </w:p>
-    <w:p>
-      <w:r>
-        <w:rPr>
-          <w:i/>
-          <w:color w:val="CC6600"/>
-          <w:sz w:val="16"/>
-        </w:rPr>
-        <w:t xml:space="preserve">  ⚠ Note: Source credibility below threshold (Unknown)</w:t>
-      </w:r>
-    </w:p>
-    <w:p>
-      <w:r>
-        <w:rPr>
-          <w:b/>
-          <w:sz w:val="20"/>
-        </w:rPr>
-        <w:t>● Henkel AG &amp; Co. KGaA (Vz.) stock gains on Olaplex acquisition talks and sustainability push amid CEO - AD HOC NEWS</w:t>
-      </w:r>
-    </w:p>
-    <w:p>
-      <w:r>
-        <w:rPr>
-          <w:color w:val="555555"/>
-          <w:sz w:val="18"/>
-        </w:rPr>
-        <w:t xml:space="preserve">  Buyer: Henkel AG &amp; Co. KGaA | Target: Olaplex | Source: AD HOC NEWS</w:t>
-      </w:r>
-    </w:p>
-    <w:p>
-      <w:r>
-        <w:rPr>
-          <w:sz w:val="18"/>
-        </w:rPr>
-        <w:t xml:space="preserve">  Henkel AG &amp; Co. KGaA (Vz.) stock gains on Olaplex acquisition talks and sustainability push amid CEO AD HOC NEWS</w:t>
       </w:r>
     </w:p>
     <w:p>

--- a/docs/newsletter.docx
+++ b/docs/newsletter.docx
@@ -49,7 +49,7 @@
     </w:p>
     <w:p>
       <w:r>
-        <w:t>This week's FMCG deal intelligence report covers 3 significant transactions across the consumer goods sector. Deal activity includes 3 M&amp;As. The most active region is . All deals have been verified against credible business news sources and scored for relevance to the FMCG sector.</w:t>
+        <w:t>This week's FMCG deal intelligence report covers 4 significant transactions across the consumer goods sector. Deal activity includes 4 M&amp;As. The most active region is . All deals have been verified against credible business news sources and scored for relevance to the FMCG sector.</w:t>
       </w:r>
     </w:p>
     <w:p>
@@ -182,6 +182,7 @@
               <w:rPr>
                 <w:sz w:val="18"/>
               </w:rPr>
+              <w:t>$1.4 billion</w:t>
             </w:r>
           </w:p>
         </w:tc>
@@ -206,7 +207,7 @@
               <w:rPr>
                 <w:sz w:val="18"/>
               </w:rPr>
-              <w:t>95.6</w:t>
+              <w:t>97.4</w:t>
             </w:r>
           </w:p>
         </w:tc>
@@ -287,7 +288,7 @@
               <w:rPr>
                 <w:sz w:val="18"/>
               </w:rPr>
-              <w:t>FMCG stock jumps after NCLT approves merger with M</w:t>
+              <w:t>FMCG Stock Jumps After NCLT Approves Merger with M</w:t>
             </w:r>
           </w:p>
         </w:tc>
@@ -337,7 +338,72 @@
               <w:rPr>
                 <w:sz w:val="18"/>
               </w:rPr>
-              <w:t>71.2</w:t>
+              <w:t>71.8</w:t>
+            </w:r>
+          </w:p>
+        </w:tc>
+      </w:tr>
+      <w:tr>
+        <w:tc>
+          <w:tcPr>
+            <w:tcW w:type="dxa" w:w="1881"/>
+          </w:tcPr>
+          <w:p>
+            <w:r>
+              <w:rPr>
+                <w:sz w:val="18"/>
+              </w:rPr>
+              <w:t>Henkel AG &amp; Co. KGaA → Olaplex</w:t>
+            </w:r>
+          </w:p>
+        </w:tc>
+        <w:tc>
+          <w:tcPr>
+            <w:tcW w:type="dxa" w:w="1881"/>
+          </w:tcPr>
+          <w:p>
+            <w:r>
+              <w:rPr>
+                <w:sz w:val="18"/>
+              </w:rPr>
+              <w:t>M&amp;A</w:t>
+            </w:r>
+          </w:p>
+        </w:tc>
+        <w:tc>
+          <w:tcPr>
+            <w:tcW w:type="dxa" w:w="1881"/>
+          </w:tcPr>
+          <w:p>
+            <w:r>
+              <w:rPr>
+                <w:sz w:val="18"/>
+              </w:rPr>
+            </w:r>
+          </w:p>
+        </w:tc>
+        <w:tc>
+          <w:tcPr>
+            <w:tcW w:type="dxa" w:w="1881"/>
+          </w:tcPr>
+          <w:p>
+            <w:r>
+              <w:rPr>
+                <w:sz w:val="18"/>
+              </w:rPr>
+            </w:r>
+          </w:p>
+        </w:tc>
+        <w:tc>
+          <w:tcPr>
+            <w:tcW w:type="dxa" w:w="1881"/>
+          </w:tcPr>
+          <w:p>
+            <w:r>
+              <w:rPr>
+                <w:sz w:val="18"/>
+              </w:rPr>
+              <w:t>59.2</w:t>
             </w:r>
           </w:p>
         </w:tc>
@@ -357,7 +423,7 @@
         <w:pStyle w:val="Heading2"/>
       </w:pPr>
       <w:r>
-        <w:t>Mergers &amp; Acquisitions (3)</w:t>
+        <w:t>Mergers &amp; Acquisitions (4)</w:t>
       </w:r>
     </w:p>
     <w:p>
@@ -366,7 +432,7 @@
           <w:b/>
           <w:sz w:val="20"/>
         </w:rPr>
-        <w:t>● Germany's Henkel nears deal for hair care brand Olaplex, Bloomberg News reports - Reuters</w:t>
+        <w:t>● Germany's Henkel in $1.4 billion deal to acquire hair care brand Olaplex - Reuters</w:t>
       </w:r>
     </w:p>
     <w:p>
@@ -375,7 +441,7 @@
           <w:color w:val="555555"/>
           <w:sz w:val="18"/>
         </w:rPr>
-        <w:t xml:space="preserve">  Buyer: Henkel | Target: Olaplex | Source: Reuters</w:t>
+        <w:t xml:space="preserve">  Value: $1.4 billion | Buyer: Henkel | Target: Olaplex | Source: Reuters</w:t>
       </w:r>
     </w:p>
     <w:p>
@@ -383,7 +449,7 @@
         <w:rPr>
           <w:sz w:val="18"/>
         </w:rPr>
-        <w:t xml:space="preserve">  Germany's Henkel nears deal for hair care brand Olaplex, Bloomberg News reports Reuters</w:t>
+        <w:t xml:space="preserve">  Germany's Henkel in $1.4 billion deal to acquire hair care brand Olaplex Reuters</w:t>
       </w:r>
     </w:p>
     <w:p>
@@ -428,7 +494,7 @@
           <w:b/>
           <w:sz w:val="20"/>
         </w:rPr>
-        <w:t>● FMCG stock jumps after NCLT approves merger with Milk Mantra - MSN</w:t>
+        <w:t>● FMCG Stock Jumps After NCLT Approves Merger with Milk Mantra By Trade Brains - Investing.com India</w:t>
       </w:r>
     </w:p>
     <w:p>
@@ -437,7 +503,7 @@
           <w:color w:val="555555"/>
           <w:sz w:val="18"/>
         </w:rPr>
-        <w:t xml:space="preserve">  Target: Milk Mantra | Source: MSN</w:t>
+        <w:t xml:space="preserve">  Target: Milk Mantra | Source: Investing.com India</w:t>
       </w:r>
     </w:p>
     <w:p>
@@ -445,7 +511,43 @@
         <w:rPr>
           <w:sz w:val="18"/>
         </w:rPr>
-        <w:t xml:space="preserve">  FMCG stock jumps after NCLT approves merger with Milk Mantra MSN</w:t>
+        <w:t xml:space="preserve">  FMCG Stock Jumps After NCLT Approves Merger with Milk Mantra By Trade Brains Investing.com India</w:t>
+      </w:r>
+    </w:p>
+    <w:p>
+      <w:r>
+        <w:rPr>
+          <w:i/>
+          <w:color w:val="CC6600"/>
+          <w:sz w:val="16"/>
+        </w:rPr>
+        <w:t xml:space="preserve">  ⚠ Note: Source credibility below threshold (Unknown)</w:t>
+      </w:r>
+    </w:p>
+    <w:p>
+      <w:r>
+        <w:rPr>
+          <w:b/>
+          <w:sz w:val="20"/>
+        </w:rPr>
+        <w:t>● Henkel AG &amp; Co. KGaA (Vz.) stock gains on Olaplex acquisition talks and sustainability push amid CEO - AD HOC NEWS</w:t>
+      </w:r>
+    </w:p>
+    <w:p>
+      <w:r>
+        <w:rPr>
+          <w:color w:val="555555"/>
+          <w:sz w:val="18"/>
+        </w:rPr>
+        <w:t xml:space="preserve">  Buyer: Henkel AG &amp; Co. KGaA | Target: Olaplex | Source: AD HOC NEWS</w:t>
+      </w:r>
+    </w:p>
+    <w:p>
+      <w:r>
+        <w:rPr>
+          <w:sz w:val="18"/>
+        </w:rPr>
+        <w:t xml:space="preserve">  Henkel AG &amp; Co. KGaA (Vz.) stock gains on Olaplex acquisition talks and sustainability push amid CEO AD HOC NEWS</w:t>
       </w:r>
     </w:p>
     <w:p>

--- a/docs/newsletter.docx
+++ b/docs/newsletter.docx
@@ -288,7 +288,7 @@
               <w:rPr>
                 <w:sz w:val="18"/>
               </w:rPr>
-              <w:t>FMCG Stock Jumps After NCLT Approves Merger with M</w:t>
+              <w:t>FMCG stock jumps after NCLT approves merger with M</w:t>
             </w:r>
           </w:p>
         </w:tc>
@@ -338,7 +338,7 @@
               <w:rPr>
                 <w:sz w:val="18"/>
               </w:rPr>
-              <w:t>71.8</w:t>
+              <w:t>68.8</w:t>
             </w:r>
           </w:p>
         </w:tc>
@@ -494,7 +494,7 @@
           <w:b/>
           <w:sz w:val="20"/>
         </w:rPr>
-        <w:t>● FMCG Stock Jumps After NCLT Approves Merger with Milk Mantra By Trade Brains - Investing.com India</w:t>
+        <w:t>● FMCG stock jumps after NCLT approves merger with Milk Mantra - MSN</w:t>
       </w:r>
     </w:p>
     <w:p>
@@ -503,7 +503,7 @@
           <w:color w:val="555555"/>
           <w:sz w:val="18"/>
         </w:rPr>
-        <w:t xml:space="preserve">  Target: Milk Mantra | Source: Investing.com India</w:t>
+        <w:t xml:space="preserve">  Target: Milk Mantra | Source: MSN</w:t>
       </w:r>
     </w:p>
     <w:p>
@@ -511,7 +511,7 @@
         <w:rPr>
           <w:sz w:val="18"/>
         </w:rPr>
-        <w:t xml:space="preserve">  FMCG Stock Jumps After NCLT Approves Merger with Milk Mantra By Trade Brains Investing.com India</w:t>
+        <w:t xml:space="preserve">  FMCG stock jumps after NCLT approves merger with Milk Mantra MSN</w:t>
       </w:r>
     </w:p>
     <w:p>

--- a/docs/newsletter.docx
+++ b/docs/newsletter.docx
@@ -49,7 +49,7 @@
     </w:p>
     <w:p>
       <w:r>
-        <w:t>This week's FMCG deal intelligence report covers 4 significant transactions across the consumer goods sector. Deal activity includes 4 M&amp;As. The most active region is . All deals have been verified against credible business news sources and scored for relevance to the FMCG sector.</w:t>
+        <w:t>This week's FMCG deal intelligence report covers 3 significant transactions across the consumer goods sector. Deal activity includes 3 M&amp;As. The most active region is . All deals have been verified against credible business news sources and scored for relevance to the FMCG sector.</w:t>
       </w:r>
     </w:p>
     <w:p>
@@ -288,7 +288,7 @@
               <w:rPr>
                 <w:sz w:val="18"/>
               </w:rPr>
-              <w:t>FMCG stock jumps after NCLT approves merger with M</w:t>
+              <w:t>FMCG Stock Jumps After NCLT Approves Merger with M</w:t>
             </w:r>
           </w:p>
         </w:tc>
@@ -338,72 +338,7 @@
               <w:rPr>
                 <w:sz w:val="18"/>
               </w:rPr>
-              <w:t>68.8</w:t>
-            </w:r>
-          </w:p>
-        </w:tc>
-      </w:tr>
-      <w:tr>
-        <w:tc>
-          <w:tcPr>
-            <w:tcW w:type="dxa" w:w="1881"/>
-          </w:tcPr>
-          <w:p>
-            <w:r>
-              <w:rPr>
-                <w:sz w:val="18"/>
-              </w:rPr>
-              <w:t>Henkel AG &amp; Co. KGaA → Olaplex</w:t>
-            </w:r>
-          </w:p>
-        </w:tc>
-        <w:tc>
-          <w:tcPr>
-            <w:tcW w:type="dxa" w:w="1881"/>
-          </w:tcPr>
-          <w:p>
-            <w:r>
-              <w:rPr>
-                <w:sz w:val="18"/>
-              </w:rPr>
-              <w:t>M&amp;A</w:t>
-            </w:r>
-          </w:p>
-        </w:tc>
-        <w:tc>
-          <w:tcPr>
-            <w:tcW w:type="dxa" w:w="1881"/>
-          </w:tcPr>
-          <w:p>
-            <w:r>
-              <w:rPr>
-                <w:sz w:val="18"/>
-              </w:rPr>
-            </w:r>
-          </w:p>
-        </w:tc>
-        <w:tc>
-          <w:tcPr>
-            <w:tcW w:type="dxa" w:w="1881"/>
-          </w:tcPr>
-          <w:p>
-            <w:r>
-              <w:rPr>
-                <w:sz w:val="18"/>
-              </w:rPr>
-            </w:r>
-          </w:p>
-        </w:tc>
-        <w:tc>
-          <w:tcPr>
-            <w:tcW w:type="dxa" w:w="1881"/>
-          </w:tcPr>
-          <w:p>
-            <w:r>
-              <w:rPr>
-                <w:sz w:val="18"/>
-              </w:rPr>
-              <w:t>59.2</w:t>
+              <w:t>71.8</w:t>
             </w:r>
           </w:p>
         </w:tc>
@@ -423,7 +358,7 @@
         <w:pStyle w:val="Heading2"/>
       </w:pPr>
       <w:r>
-        <w:t>Mergers &amp; Acquisitions (4)</w:t>
+        <w:t>Mergers &amp; Acquisitions (3)</w:t>
       </w:r>
     </w:p>
     <w:p>
@@ -494,7 +429,7 @@
           <w:b/>
           <w:sz w:val="20"/>
         </w:rPr>
-        <w:t>● FMCG stock jumps after NCLT approves merger with Milk Mantra - MSN</w:t>
+        <w:t>● FMCG Stock Jumps After NCLT Approves Merger with Milk Mantra By Trade Brains - Investing.com India</w:t>
       </w:r>
     </w:p>
     <w:p>
@@ -503,7 +438,7 @@
           <w:color w:val="555555"/>
           <w:sz w:val="18"/>
         </w:rPr>
-        <w:t xml:space="preserve">  Target: Milk Mantra | Source: MSN</w:t>
+        <w:t xml:space="preserve">  Target: Milk Mantra | Source: Investing.com India</w:t>
       </w:r>
     </w:p>
     <w:p>
@@ -511,43 +446,7 @@
         <w:rPr>
           <w:sz w:val="18"/>
         </w:rPr>
-        <w:t xml:space="preserve">  FMCG stock jumps after NCLT approves merger with Milk Mantra MSN</w:t>
-      </w:r>
-    </w:p>
-    <w:p>
-      <w:r>
-        <w:rPr>
-          <w:i/>
-          <w:color w:val="CC6600"/>
-          <w:sz w:val="16"/>
-        </w:rPr>
-        <w:t xml:space="preserve">  ⚠ Note: Source credibility below threshold (Unknown)</w:t>
-      </w:r>
-    </w:p>
-    <w:p>
-      <w:r>
-        <w:rPr>
-          <w:b/>
-          <w:sz w:val="20"/>
-        </w:rPr>
-        <w:t>● Henkel AG &amp; Co. KGaA (Vz.) stock gains on Olaplex acquisition talks and sustainability push amid CEO - AD HOC NEWS</w:t>
-      </w:r>
-    </w:p>
-    <w:p>
-      <w:r>
-        <w:rPr>
-          <w:color w:val="555555"/>
-          <w:sz w:val="18"/>
-        </w:rPr>
-        <w:t xml:space="preserve">  Buyer: Henkel AG &amp; Co. KGaA | Target: Olaplex | Source: AD HOC NEWS</w:t>
-      </w:r>
-    </w:p>
-    <w:p>
-      <w:r>
-        <w:rPr>
-          <w:sz w:val="18"/>
-        </w:rPr>
-        <w:t xml:space="preserve">  Henkel AG &amp; Co. KGaA (Vz.) stock gains on Olaplex acquisition talks and sustainability push amid CEO AD HOC NEWS</w:t>
+        <w:t xml:space="preserve">  FMCG Stock Jumps After NCLT Approves Merger with Milk Mantra By Trade Brains Investing.com India</w:t>
       </w:r>
     </w:p>
     <w:p>

--- a/docs/newsletter.docx
+++ b/docs/newsletter.docx
@@ -35,7 +35,7 @@
           <w:color w:val="999999"/>
           <w:sz w:val="20"/>
         </w:rPr>
-        <w:t>Report Date: March 26, 2026</w:t>
+        <w:t>Report Date: April 01, 2026</w:t>
       </w:r>
     </w:p>
     <w:p/>
@@ -49,7 +49,7 @@
     </w:p>
     <w:p>
       <w:r>
-        <w:t>This week's FMCG deal intelligence report covers 3 significant transactions across the consumer goods sector. Deal activity includes 3 M&amp;As. The most active region is . All deals have been verified against credible business news sources and scored for relevance to the FMCG sector.</w:t>
+        <w:t>This week's FMCG deal intelligence report covers 6 significant transactions across the consumer goods sector. Deal activity includes 5 M&amp;As, 1 Divestiture. The most active region is . All deals have been verified against credible business news sources and scored for relevance to the FMCG sector.</w:t>
       </w:r>
     </w:p>
     <w:p>
@@ -156,7 +156,7 @@
               <w:rPr>
                 <w:sz w:val="18"/>
               </w:rPr>
-              <w:t>Henkel → Olaplex</w:t>
+              <w:t>Unilever, McCormick strike deal to create $65 bill</w:t>
             </w:r>
           </w:p>
         </w:tc>
@@ -182,7 +182,7 @@
               <w:rPr>
                 <w:sz w:val="18"/>
               </w:rPr>
-              <w:t>$1.4 billion</w:t>
+              <w:t>$65 billion</w:t>
             </w:r>
           </w:p>
         </w:tc>
@@ -207,7 +207,73 @@
               <w:rPr>
                 <w:sz w:val="18"/>
               </w:rPr>
-              <w:t>97.4</w:t>
+              <w:t>96.8</w:t>
+            </w:r>
+          </w:p>
+        </w:tc>
+      </w:tr>
+      <w:tr>
+        <w:tc>
+          <w:tcPr>
+            <w:tcW w:type="dxa" w:w="1881"/>
+          </w:tcPr>
+          <w:p>
+            <w:r>
+              <w:rPr>
+                <w:sz w:val="18"/>
+              </w:rPr>
+              <w:t>Unilever nears multibillion-dollar deal to sell it</w:t>
+            </w:r>
+          </w:p>
+        </w:tc>
+        <w:tc>
+          <w:tcPr>
+            <w:tcW w:type="dxa" w:w="1881"/>
+          </w:tcPr>
+          <w:p>
+            <w:r>
+              <w:rPr>
+                <w:sz w:val="18"/>
+              </w:rPr>
+              <w:t>Divestiture</w:t>
+            </w:r>
+          </w:p>
+        </w:tc>
+        <w:tc>
+          <w:tcPr>
+            <w:tcW w:type="dxa" w:w="1881"/>
+          </w:tcPr>
+          <w:p>
+            <w:r>
+              <w:rPr>
+                <w:sz w:val="18"/>
+              </w:rPr>
+              <w:t>multibillion-dollar</w:t>
+            </w:r>
+          </w:p>
+        </w:tc>
+        <w:tc>
+          <w:tcPr>
+            <w:tcW w:type="dxa" w:w="1881"/>
+          </w:tcPr>
+          <w:p>
+            <w:r>
+              <w:rPr>
+                <w:sz w:val="18"/>
+              </w:rPr>
+            </w:r>
+          </w:p>
+        </w:tc>
+        <w:tc>
+          <w:tcPr>
+            <w:tcW w:type="dxa" w:w="1881"/>
+          </w:tcPr>
+          <w:p>
+            <w:r>
+              <w:rPr>
+                <w:sz w:val="18"/>
+              </w:rPr>
+              <w:t>83.0</w:t>
             </w:r>
           </w:p>
         </w:tc>
@@ -288,7 +354,72 @@
               <w:rPr>
                 <w:sz w:val="18"/>
               </w:rPr>
-              <w:t>FMCG Stock Jumps After NCLT Approves Merger with M</w:t>
+              <w:t>FMCG stock jumps after NCLT approves merger with M</w:t>
+            </w:r>
+          </w:p>
+        </w:tc>
+        <w:tc>
+          <w:tcPr>
+            <w:tcW w:type="dxa" w:w="1881"/>
+          </w:tcPr>
+          <w:p>
+            <w:r>
+              <w:rPr>
+                <w:sz w:val="18"/>
+              </w:rPr>
+              <w:t>M&amp;A</w:t>
+            </w:r>
+          </w:p>
+        </w:tc>
+        <w:tc>
+          <w:tcPr>
+            <w:tcW w:type="dxa" w:w="1881"/>
+          </w:tcPr>
+          <w:p>
+            <w:r>
+              <w:rPr>
+                <w:sz w:val="18"/>
+              </w:rPr>
+            </w:r>
+          </w:p>
+        </w:tc>
+        <w:tc>
+          <w:tcPr>
+            <w:tcW w:type="dxa" w:w="1881"/>
+          </w:tcPr>
+          <w:p>
+            <w:r>
+              <w:rPr>
+                <w:sz w:val="18"/>
+              </w:rPr>
+            </w:r>
+          </w:p>
+        </w:tc>
+        <w:tc>
+          <w:tcPr>
+            <w:tcW w:type="dxa" w:w="1881"/>
+          </w:tcPr>
+          <w:p>
+            <w:r>
+              <w:rPr>
+                <w:sz w:val="18"/>
+              </w:rPr>
+              <w:t>71.8</w:t>
+            </w:r>
+          </w:p>
+        </w:tc>
+      </w:tr>
+      <w:tr>
+        <w:tc>
+          <w:tcPr>
+            <w:tcW w:type="dxa" w:w="1881"/>
+          </w:tcPr>
+          <w:p>
+            <w:r>
+              <w:rPr>
+                <w:sz w:val="18"/>
+              </w:rPr>
+              <w:t>Brown-Forman → Pernod Ricard</w:t>
             </w:r>
           </w:p>
         </w:tc>
@@ -358,7 +489,7 @@
         <w:pStyle w:val="Heading2"/>
       </w:pPr>
       <w:r>
-        <w:t>Mergers &amp; Acquisitions (3)</w:t>
+        <w:t>Mergers &amp; Acquisitions (5)</w:t>
       </w:r>
     </w:p>
     <w:p>
@@ -367,7 +498,7 @@
           <w:b/>
           <w:sz w:val="20"/>
         </w:rPr>
-        <w:t>● Germany's Henkel in $1.4 billion deal to acquire hair care brand Olaplex - Reuters</w:t>
+        <w:t>● Unilever, McCormick strike deal to create $65 billion food giant - Reuters</w:t>
       </w:r>
     </w:p>
     <w:p>
@@ -376,7 +507,7 @@
           <w:color w:val="555555"/>
           <w:sz w:val="18"/>
         </w:rPr>
-        <w:t xml:space="preserve">  Value: $1.4 billion | Buyer: Henkel | Target: Olaplex | Source: Reuters</w:t>
+        <w:t xml:space="preserve">  Value: $65 billion | Buyer: Unilever and McCormick | Source: Reuters</w:t>
       </w:r>
     </w:p>
     <w:p>
@@ -384,7 +515,7 @@
         <w:rPr>
           <w:sz w:val="18"/>
         </w:rPr>
-        <w:t xml:space="preserve">  Germany's Henkel in $1.4 billion deal to acquire hair care brand Olaplex Reuters</w:t>
+        <w:t xml:space="preserve">  Unilever, McCormick strike deal to create $65 billion food giant Reuters</w:t>
       </w:r>
     </w:p>
     <w:p>
@@ -429,7 +560,7 @@
           <w:b/>
           <w:sz w:val="20"/>
         </w:rPr>
-        <w:t>● FMCG Stock Jumps After NCLT Approves Merger with Milk Mantra By Trade Brains - Investing.com India</w:t>
+        <w:t>● FMCG stock jumps after NCLT approves merger with Milk Mantra - MSN</w:t>
       </w:r>
     </w:p>
     <w:p>
@@ -438,7 +569,7 @@
           <w:color w:val="555555"/>
           <w:sz w:val="18"/>
         </w:rPr>
-        <w:t xml:space="preserve">  Target: Milk Mantra | Source: Investing.com India</w:t>
+        <w:t xml:space="preserve">  Target: Milk Mantra | Source: MSN</w:t>
       </w:r>
     </w:p>
     <w:p>
@@ -446,7 +577,7 @@
         <w:rPr>
           <w:sz w:val="18"/>
         </w:rPr>
-        <w:t xml:space="preserve">  FMCG Stock Jumps After NCLT Approves Merger with Milk Mantra By Trade Brains Investing.com India</w:t>
+        <w:t xml:space="preserve">  FMCG stock jumps after NCLT approves merger with Milk Mantra MSN</w:t>
       </w:r>
     </w:p>
     <w:p>
@@ -457,6 +588,112 @@
           <w:sz w:val="16"/>
         </w:rPr>
         <w:t xml:space="preserve">  ⚠ Note: Source credibility below threshold (Unknown)</w:t>
+      </w:r>
+    </w:p>
+    <w:p>
+      <w:r>
+        <w:rPr>
+          <w:b/>
+          <w:sz w:val="20"/>
+        </w:rPr>
+        <w:t>● Brown Forman confirms merger talks with Pernod Ricard - Inside FMCG</w:t>
+      </w:r>
+    </w:p>
+    <w:p>
+      <w:r>
+        <w:rPr>
+          <w:color w:val="555555"/>
+          <w:sz w:val="18"/>
+        </w:rPr>
+        <w:t xml:space="preserve">  Buyer: Brown-Forman | Target: Pernod Ricard | Source: Inside FMCG</w:t>
+      </w:r>
+    </w:p>
+    <w:p>
+      <w:r>
+        <w:rPr>
+          <w:sz w:val="18"/>
+        </w:rPr>
+        <w:t xml:space="preserve">  Brown Forman confirms merger talks with Pernod Ricard Inside FMCG</w:t>
+      </w:r>
+    </w:p>
+    <w:p>
+      <w:r>
+        <w:rPr>
+          <w:i/>
+          <w:color w:val="CC6600"/>
+          <w:sz w:val="16"/>
+        </w:rPr>
+        <w:t xml:space="preserve">  ⚠ Note: Source credibility below threshold (Unknown)</w:t>
+      </w:r>
+    </w:p>
+    <w:p>
+      <w:r>
+        <w:rPr>
+          <w:b/>
+          <w:sz w:val="20"/>
+        </w:rPr>
+        <w:t>● Varun Beverages lines up another acquisition in South Africa - Just Drinks</w:t>
+      </w:r>
+    </w:p>
+    <w:p>
+      <w:r>
+        <w:rPr>
+          <w:color w:val="555555"/>
+          <w:sz w:val="18"/>
+        </w:rPr>
+        <w:t xml:space="preserve">  Buyer: Varun Beverages | Source: Just Drinks</w:t>
+      </w:r>
+    </w:p>
+    <w:p>
+      <w:r>
+        <w:rPr>
+          <w:sz w:val="18"/>
+        </w:rPr>
+        <w:t xml:space="preserve">  Varun Beverages lines up another acquisition in South Africa Just Drinks</w:t>
+      </w:r>
+    </w:p>
+    <w:p>
+      <w:r>
+        <w:rPr>
+          <w:i/>
+          <w:color w:val="CC6600"/>
+          <w:sz w:val="16"/>
+        </w:rPr>
+        <w:t xml:space="preserve">  ⚠ Note: Source credibility below threshold (Unknown)</w:t>
+      </w:r>
+    </w:p>
+    <w:p>
+      <w:pPr>
+        <w:pStyle w:val="Heading2"/>
+      </w:pPr>
+      <w:r>
+        <w:t>Divestitures (1)</w:t>
+      </w:r>
+    </w:p>
+    <w:p>
+      <w:r>
+        <w:rPr>
+          <w:b/>
+          <w:sz w:val="20"/>
+        </w:rPr>
+        <w:t>● Unilever nears multibillion-dollar deal to sell its food business and focus on beauty - Cosmetics Business</w:t>
+      </w:r>
+    </w:p>
+    <w:p>
+      <w:r>
+        <w:rPr>
+          <w:color w:val="555555"/>
+          <w:sz w:val="18"/>
+        </w:rPr>
+        <w:t xml:space="preserve">  Value: multibillion-dollar | Target: Unilever food business | Source: Cosmetics Business</w:t>
+      </w:r>
+    </w:p>
+    <w:p>
+      <w:r>
+        <w:rPr>
+          <w:sz w:val="18"/>
+        </w:rPr>
+        <w:t xml:space="preserve">  Unilever nears multibillion-dollar deal to sell its food business and focus on beauty Cosmetics Business</w:t>
       </w:r>
     </w:p>
     <w:p/>

--- a/docs/newsletter.docx
+++ b/docs/newsletter.docx
@@ -35,7 +35,7 @@
           <w:color w:val="999999"/>
           <w:sz w:val="20"/>
         </w:rPr>
-        <w:t>Report Date: April 01, 2026</w:t>
+        <w:t>Report Date: April 15, 2026</w:t>
       </w:r>
     </w:p>
     <w:p/>
@@ -49,7 +49,7 @@
     </w:p>
     <w:p>
       <w:r>
-        <w:t>This week's FMCG deal intelligence report covers 6 significant transactions across the consumer goods sector. Deal activity includes 5 M&amp;As, 1 Divestiture. The most active region is . All deals have been verified against credible business news sources and scored for relevance to the FMCG sector.</w:t>
+        <w:t>This week's FMCG deal intelligence report covers 3 significant transactions across the consumer goods sector. Deal activity includes 1 Divestiture, 2 M&amp;As. The most active region is . All deals have been verified against credible business news sources and scored for relevance to the FMCG sector.</w:t>
       </w:r>
     </w:p>
     <w:p>
@@ -156,7 +156,73 @@
               <w:rPr>
                 <w:sz w:val="18"/>
               </w:rPr>
-              <w:t>Unilever, McCormick strike deal to create $65 bill</w:t>
+              <w:t>Unilever completes $44.8 billion deal to sell food</w:t>
+            </w:r>
+          </w:p>
+        </w:tc>
+        <w:tc>
+          <w:tcPr>
+            <w:tcW w:type="dxa" w:w="1881"/>
+          </w:tcPr>
+          <w:p>
+            <w:r>
+              <w:rPr>
+                <w:sz w:val="18"/>
+              </w:rPr>
+              <w:t>Divestiture</w:t>
+            </w:r>
+          </w:p>
+        </w:tc>
+        <w:tc>
+          <w:tcPr>
+            <w:tcW w:type="dxa" w:w="1881"/>
+          </w:tcPr>
+          <w:p>
+            <w:r>
+              <w:rPr>
+                <w:sz w:val="18"/>
+              </w:rPr>
+              <w:t>$44.8 billion</w:t>
+            </w:r>
+          </w:p>
+        </w:tc>
+        <w:tc>
+          <w:tcPr>
+            <w:tcW w:type="dxa" w:w="1881"/>
+          </w:tcPr>
+          <w:p>
+            <w:r>
+              <w:rPr>
+                <w:sz w:val="18"/>
+              </w:rPr>
+            </w:r>
+          </w:p>
+        </w:tc>
+        <w:tc>
+          <w:tcPr>
+            <w:tcW w:type="dxa" w:w="1881"/>
+          </w:tcPr>
+          <w:p>
+            <w:r>
+              <w:rPr>
+                <w:sz w:val="18"/>
+              </w:rPr>
+              <w:t>83.6</w:t>
+            </w:r>
+          </w:p>
+        </w:tc>
+      </w:tr>
+      <w:tr>
+        <w:tc>
+          <w:tcPr>
+            <w:tcW w:type="dxa" w:w="1881"/>
+          </w:tcPr>
+          <w:p>
+            <w:r>
+              <w:rPr>
+                <w:sz w:val="18"/>
+              </w:rPr>
+              <w:t>Varun Beverages → Twizza</w:t>
             </w:r>
           </w:p>
         </w:tc>
@@ -182,7 +248,7 @@
               <w:rPr>
                 <w:sz w:val="18"/>
               </w:rPr>
-              <w:t>$65 billion</w:t>
+              <w:t>R2.1 billion</w:t>
             </w:r>
           </w:p>
         </w:tc>
@@ -207,7 +273,7 @@
               <w:rPr>
                 <w:sz w:val="18"/>
               </w:rPr>
-              <w:t>96.8</w:t>
+              <w:t>74.8</w:t>
             </w:r>
           </w:p>
         </w:tc>
@@ -222,139 +288,7 @@
               <w:rPr>
                 <w:sz w:val="18"/>
               </w:rPr>
-              <w:t>Unilever nears multibillion-dollar deal to sell it</w:t>
-            </w:r>
-          </w:p>
-        </w:tc>
-        <w:tc>
-          <w:tcPr>
-            <w:tcW w:type="dxa" w:w="1881"/>
-          </w:tcPr>
-          <w:p>
-            <w:r>
-              <w:rPr>
-                <w:sz w:val="18"/>
-              </w:rPr>
-              <w:t>Divestiture</w:t>
-            </w:r>
-          </w:p>
-        </w:tc>
-        <w:tc>
-          <w:tcPr>
-            <w:tcW w:type="dxa" w:w="1881"/>
-          </w:tcPr>
-          <w:p>
-            <w:r>
-              <w:rPr>
-                <w:sz w:val="18"/>
-              </w:rPr>
-              <w:t>multibillion-dollar</w:t>
-            </w:r>
-          </w:p>
-        </w:tc>
-        <w:tc>
-          <w:tcPr>
-            <w:tcW w:type="dxa" w:w="1881"/>
-          </w:tcPr>
-          <w:p>
-            <w:r>
-              <w:rPr>
-                <w:sz w:val="18"/>
-              </w:rPr>
-            </w:r>
-          </w:p>
-        </w:tc>
-        <w:tc>
-          <w:tcPr>
-            <w:tcW w:type="dxa" w:w="1881"/>
-          </w:tcPr>
-          <w:p>
-            <w:r>
-              <w:rPr>
-                <w:sz w:val="18"/>
-              </w:rPr>
-              <w:t>83.0</w:t>
-            </w:r>
-          </w:p>
-        </w:tc>
-      </w:tr>
-      <w:tr>
-        <w:tc>
-          <w:tcPr>
-            <w:tcW w:type="dxa" w:w="1881"/>
-          </w:tcPr>
-          <w:p>
-            <w:r>
-              <w:rPr>
-                <w:sz w:val="18"/>
-              </w:rPr>
-              <w:t>Danone → Huel</w:t>
-            </w:r>
-          </w:p>
-        </w:tc>
-        <w:tc>
-          <w:tcPr>
-            <w:tcW w:type="dxa" w:w="1881"/>
-          </w:tcPr>
-          <w:p>
-            <w:r>
-              <w:rPr>
-                <w:sz w:val="18"/>
-              </w:rPr>
-              <w:t>M&amp;A</w:t>
-            </w:r>
-          </w:p>
-        </w:tc>
-        <w:tc>
-          <w:tcPr>
-            <w:tcW w:type="dxa" w:w="1881"/>
-          </w:tcPr>
-          <w:p>
-            <w:r>
-              <w:rPr>
-                <w:sz w:val="18"/>
-              </w:rPr>
-              <w:t>$1.6bn</w:t>
-            </w:r>
-          </w:p>
-        </w:tc>
-        <w:tc>
-          <w:tcPr>
-            <w:tcW w:type="dxa" w:w="1881"/>
-          </w:tcPr>
-          <w:p>
-            <w:r>
-              <w:rPr>
-                <w:sz w:val="18"/>
-              </w:rPr>
-            </w:r>
-          </w:p>
-        </w:tc>
-        <w:tc>
-          <w:tcPr>
-            <w:tcW w:type="dxa" w:w="1881"/>
-          </w:tcPr>
-          <w:p>
-            <w:r>
-              <w:rPr>
-                <w:sz w:val="18"/>
-              </w:rPr>
-              <w:t>75.4</w:t>
-            </w:r>
-          </w:p>
-        </w:tc>
-      </w:tr>
-      <w:tr>
-        <w:tc>
-          <w:tcPr>
-            <w:tcW w:type="dxa" w:w="1881"/>
-          </w:tcPr>
-          <w:p>
-            <w:r>
-              <w:rPr>
-                <w:sz w:val="18"/>
-              </w:rPr>
-              <w:t>FMCG stock jumps after NCLT approves merger with M</w:t>
+              <w:t>Mark Anthony Group → Finnish Long Drink</w:t>
             </w:r>
           </w:p>
         </w:tc>
@@ -404,72 +338,7 @@
               <w:rPr>
                 <w:sz w:val="18"/>
               </w:rPr>
-              <w:t>71.8</w:t>
-            </w:r>
-          </w:p>
-        </w:tc>
-      </w:tr>
-      <w:tr>
-        <w:tc>
-          <w:tcPr>
-            <w:tcW w:type="dxa" w:w="1881"/>
-          </w:tcPr>
-          <w:p>
-            <w:r>
-              <w:rPr>
-                <w:sz w:val="18"/>
-              </w:rPr>
-              <w:t>Brown-Forman → Pernod Ricard</w:t>
-            </w:r>
-          </w:p>
-        </w:tc>
-        <w:tc>
-          <w:tcPr>
-            <w:tcW w:type="dxa" w:w="1881"/>
-          </w:tcPr>
-          <w:p>
-            <w:r>
-              <w:rPr>
-                <w:sz w:val="18"/>
-              </w:rPr>
-              <w:t>M&amp;A</w:t>
-            </w:r>
-          </w:p>
-        </w:tc>
-        <w:tc>
-          <w:tcPr>
-            <w:tcW w:type="dxa" w:w="1881"/>
-          </w:tcPr>
-          <w:p>
-            <w:r>
-              <w:rPr>
-                <w:sz w:val="18"/>
-              </w:rPr>
-            </w:r>
-          </w:p>
-        </w:tc>
-        <w:tc>
-          <w:tcPr>
-            <w:tcW w:type="dxa" w:w="1881"/>
-          </w:tcPr>
-          <w:p>
-            <w:r>
-              <w:rPr>
-                <w:sz w:val="18"/>
-              </w:rPr>
-            </w:r>
-          </w:p>
-        </w:tc>
-        <w:tc>
-          <w:tcPr>
-            <w:tcW w:type="dxa" w:w="1881"/>
-          </w:tcPr>
-          <w:p>
-            <w:r>
-              <w:rPr>
-                <w:sz w:val="18"/>
-              </w:rPr>
-              <w:t>71.8</w:t>
+              <w:t>73.0</w:t>
             </w:r>
           </w:p>
         </w:tc>
@@ -489,7 +358,7 @@
         <w:pStyle w:val="Heading2"/>
       </w:pPr>
       <w:r>
-        <w:t>Mergers &amp; Acquisitions (5)</w:t>
+        <w:t>Mergers &amp; Acquisitions (2)</w:t>
       </w:r>
     </w:p>
     <w:p>
@@ -498,7 +367,7 @@
           <w:b/>
           <w:sz w:val="20"/>
         </w:rPr>
-        <w:t>● Unilever, McCormick strike deal to create $65 billion food giant - Reuters</w:t>
+        <w:t>● Varun Beverages Completes R2.1 Billion Twizza Acquisition to Boost Africa Hospitality Supply - Entrepreneur India</w:t>
       </w:r>
     </w:p>
     <w:p>
@@ -507,7 +376,7 @@
           <w:color w:val="555555"/>
           <w:sz w:val="18"/>
         </w:rPr>
-        <w:t xml:space="preserve">  Value: $65 billion | Buyer: Unilever and McCormick | Source: Reuters</w:t>
+        <w:t xml:space="preserve">  Value: R2.1 billion | Buyer: Varun Beverages | Target: Twizza | Source: Entrepreneur India</w:t>
       </w:r>
     </w:p>
     <w:p>
@@ -515,33 +384,7 @@
         <w:rPr>
           <w:sz w:val="18"/>
         </w:rPr>
-        <w:t xml:space="preserve">  Unilever, McCormick strike deal to create $65 billion food giant Reuters</w:t>
-      </w:r>
-    </w:p>
-    <w:p>
-      <w:r>
-        <w:rPr>
-          <w:b/>
-          <w:sz w:val="20"/>
-        </w:rPr>
-        <w:t>● Danone announces $1.6bn acquisition of nutrition drink Huel - Inside FMCG</w:t>
-      </w:r>
-    </w:p>
-    <w:p>
-      <w:r>
-        <w:rPr>
-          <w:color w:val="555555"/>
-          <w:sz w:val="18"/>
-        </w:rPr>
-        <w:t xml:space="preserve">  Value: $1.6bn | Buyer: Danone | Target: Huel | Source: Inside FMCG</w:t>
-      </w:r>
-    </w:p>
-    <w:p>
-      <w:r>
-        <w:rPr>
-          <w:sz w:val="18"/>
-        </w:rPr>
-        <w:t xml:space="preserve">  Danone announces $1.6bn acquisition of nutrition drink Huel Inside FMCG</w:t>
+        <w:t xml:space="preserve">  Varun Beverages Completes R2.1 Billion Twizza Acquisition to Boost Africa Hospitality Supply Entrepreneur India</w:t>
       </w:r>
     </w:p>
     <w:p>
@@ -560,7 +403,7 @@
           <w:b/>
           <w:sz w:val="20"/>
         </w:rPr>
-        <w:t>● FMCG stock jumps after NCLT approves merger with Milk Mantra - MSN</w:t>
+        <w:t>● Mark Anthony Group to Expand RTD Presence With Finnish Long Acquisition - Consumer Goods Technology</w:t>
       </w:r>
     </w:p>
     <w:p>
@@ -569,7 +412,7 @@
           <w:color w:val="555555"/>
           <w:sz w:val="18"/>
         </w:rPr>
-        <w:t xml:space="preserve">  Target: Milk Mantra | Source: MSN</w:t>
+        <w:t xml:space="preserve">  Buyer: Mark Anthony Group | Target: Finnish Long Drink | Source: Consumer Goods Technology</w:t>
       </w:r>
     </w:p>
     <w:p>
@@ -577,79 +420,7 @@
         <w:rPr>
           <w:sz w:val="18"/>
         </w:rPr>
-        <w:t xml:space="preserve">  FMCG stock jumps after NCLT approves merger with Milk Mantra MSN</w:t>
-      </w:r>
-    </w:p>
-    <w:p>
-      <w:r>
-        <w:rPr>
-          <w:i/>
-          <w:color w:val="CC6600"/>
-          <w:sz w:val="16"/>
-        </w:rPr>
-        <w:t xml:space="preserve">  ⚠ Note: Source credibility below threshold (Unknown)</w:t>
-      </w:r>
-    </w:p>
-    <w:p>
-      <w:r>
-        <w:rPr>
-          <w:b/>
-          <w:sz w:val="20"/>
-        </w:rPr>
-        <w:t>● Brown Forman confirms merger talks with Pernod Ricard - Inside FMCG</w:t>
-      </w:r>
-    </w:p>
-    <w:p>
-      <w:r>
-        <w:rPr>
-          <w:color w:val="555555"/>
-          <w:sz w:val="18"/>
-        </w:rPr>
-        <w:t xml:space="preserve">  Buyer: Brown-Forman | Target: Pernod Ricard | Source: Inside FMCG</w:t>
-      </w:r>
-    </w:p>
-    <w:p>
-      <w:r>
-        <w:rPr>
-          <w:sz w:val="18"/>
-        </w:rPr>
-        <w:t xml:space="preserve">  Brown Forman confirms merger talks with Pernod Ricard Inside FMCG</w:t>
-      </w:r>
-    </w:p>
-    <w:p>
-      <w:r>
-        <w:rPr>
-          <w:i/>
-          <w:color w:val="CC6600"/>
-          <w:sz w:val="16"/>
-        </w:rPr>
-        <w:t xml:space="preserve">  ⚠ Note: Source credibility below threshold (Unknown)</w:t>
-      </w:r>
-    </w:p>
-    <w:p>
-      <w:r>
-        <w:rPr>
-          <w:b/>
-          <w:sz w:val="20"/>
-        </w:rPr>
-        <w:t>● Varun Beverages lines up another acquisition in South Africa - Just Drinks</w:t>
-      </w:r>
-    </w:p>
-    <w:p>
-      <w:r>
-        <w:rPr>
-          <w:color w:val="555555"/>
-          <w:sz w:val="18"/>
-        </w:rPr>
-        <w:t xml:space="preserve">  Buyer: Varun Beverages | Source: Just Drinks</w:t>
-      </w:r>
-    </w:p>
-    <w:p>
-      <w:r>
-        <w:rPr>
-          <w:sz w:val="18"/>
-        </w:rPr>
-        <w:t xml:space="preserve">  Varun Beverages lines up another acquisition in South Africa Just Drinks</w:t>
+        <w:t xml:space="preserve">  Mark Anthony Group to Expand RTD Presence With Finnish Long Acquisition Consumer Goods Technology</w:t>
       </w:r>
     </w:p>
     <w:p>
@@ -676,7 +447,7 @@
           <w:b/>
           <w:sz w:val="20"/>
         </w:rPr>
-        <w:t>● Unilever nears multibillion-dollar deal to sell its food business and focus on beauty - Cosmetics Business</w:t>
+        <w:t>● Unilever completes $44.8 billion deal to sell food business amid hard pivot towards beauty - Cosmetics Business</w:t>
       </w:r>
     </w:p>
     <w:p>
@@ -685,7 +456,7 @@
           <w:color w:val="555555"/>
           <w:sz w:val="18"/>
         </w:rPr>
-        <w:t xml:space="preserve">  Value: multibillion-dollar | Target: Unilever food business | Source: Cosmetics Business</w:t>
+        <w:t xml:space="preserve">  Value: $44.8 billion | Target: Unilever food business | Source: Cosmetics Business</w:t>
       </w:r>
     </w:p>
     <w:p>
@@ -693,7 +464,7 @@
         <w:rPr>
           <w:sz w:val="18"/>
         </w:rPr>
-        <w:t xml:space="preserve">  Unilever nears multibillion-dollar deal to sell its food business and focus on beauty Cosmetics Business</w:t>
+        <w:t xml:space="preserve">  Unilever completes $44.8 billion deal to sell food business amid hard pivot towards beauty Cosmetics Business</w:t>
       </w:r>
     </w:p>
     <w:p/>

--- a/docs/newsletter.docx
+++ b/docs/newsletter.docx
@@ -35,7 +35,7 @@
           <w:color w:val="999999"/>
           <w:sz w:val="20"/>
         </w:rPr>
-        <w:t>Report Date: April 15, 2026</w:t>
+        <w:t>Report Date: May 01, 2026</w:t>
       </w:r>
     </w:p>
     <w:p/>
@@ -49,7 +49,7 @@
     </w:p>
     <w:p>
       <w:r>
-        <w:t>This week's FMCG deal intelligence report covers 3 significant transactions across the consumer goods sector. Deal activity includes 1 Divestiture, 2 M&amp;As. The most active region is . All deals have been verified against credible business news sources and scored for relevance to the FMCG sector.</w:t>
+        <w:t>This week's FMCG deal intelligence report covers 4 significant transactions across the consumer goods sector. Deal activity includes 4 M&amp;As. The most active region is . All deals have been verified against credible business news sources and scored for relevance to the FMCG sector.</w:t>
       </w:r>
     </w:p>
     <w:p>
@@ -156,73 +156,7 @@
               <w:rPr>
                 <w:sz w:val="18"/>
               </w:rPr>
-              <w:t>Unilever completes $44.8 billion deal to sell food</w:t>
-            </w:r>
-          </w:p>
-        </w:tc>
-        <w:tc>
-          <w:tcPr>
-            <w:tcW w:type="dxa" w:w="1881"/>
-          </w:tcPr>
-          <w:p>
-            <w:r>
-              <w:rPr>
-                <w:sz w:val="18"/>
-              </w:rPr>
-              <w:t>Divestiture</w:t>
-            </w:r>
-          </w:p>
-        </w:tc>
-        <w:tc>
-          <w:tcPr>
-            <w:tcW w:type="dxa" w:w="1881"/>
-          </w:tcPr>
-          <w:p>
-            <w:r>
-              <w:rPr>
-                <w:sz w:val="18"/>
-              </w:rPr>
-              <w:t>$44.8 billion</w:t>
-            </w:r>
-          </w:p>
-        </w:tc>
-        <w:tc>
-          <w:tcPr>
-            <w:tcW w:type="dxa" w:w="1881"/>
-          </w:tcPr>
-          <w:p>
-            <w:r>
-              <w:rPr>
-                <w:sz w:val="18"/>
-              </w:rPr>
-            </w:r>
-          </w:p>
-        </w:tc>
-        <w:tc>
-          <w:tcPr>
-            <w:tcW w:type="dxa" w:w="1881"/>
-          </w:tcPr>
-          <w:p>
-            <w:r>
-              <w:rPr>
-                <w:sz w:val="18"/>
-              </w:rPr>
-              <w:t>83.6</w:t>
-            </w:r>
-          </w:p>
-        </w:tc>
-      </w:tr>
-      <w:tr>
-        <w:tc>
-          <w:tcPr>
-            <w:tcW w:type="dxa" w:w="1881"/>
-          </w:tcPr>
-          <w:p>
-            <w:r>
-              <w:rPr>
-                <w:sz w:val="18"/>
-              </w:rPr>
-              <w:t>Varun Beverages → Twizza</w:t>
+              <w:t>Henkel → Not Your Mother's</w:t>
             </w:r>
           </w:p>
         </w:tc>
@@ -248,7 +182,71 @@
               <w:rPr>
                 <w:sz w:val="18"/>
               </w:rPr>
-              <w:t>R2.1 billion</w:t>
+            </w:r>
+          </w:p>
+        </w:tc>
+        <w:tc>
+          <w:tcPr>
+            <w:tcW w:type="dxa" w:w="1881"/>
+          </w:tcPr>
+          <w:p>
+            <w:r>
+              <w:rPr>
+                <w:sz w:val="18"/>
+              </w:rPr>
+            </w:r>
+          </w:p>
+        </w:tc>
+        <w:tc>
+          <w:tcPr>
+            <w:tcW w:type="dxa" w:w="1881"/>
+          </w:tcPr>
+          <w:p>
+            <w:r>
+              <w:rPr>
+                <w:sz w:val="18"/>
+              </w:rPr>
+              <w:t>84.8</w:t>
+            </w:r>
+          </w:p>
+        </w:tc>
+      </w:tr>
+      <w:tr>
+        <w:tc>
+          <w:tcPr>
+            <w:tcW w:type="dxa" w:w="1881"/>
+          </w:tcPr>
+          <w:p>
+            <w:r>
+              <w:rPr>
+                <w:sz w:val="18"/>
+              </w:rPr>
+              <w:t>Unilever → Grüns</w:t>
+            </w:r>
+          </w:p>
+        </w:tc>
+        <w:tc>
+          <w:tcPr>
+            <w:tcW w:type="dxa" w:w="1881"/>
+          </w:tcPr>
+          <w:p>
+            <w:r>
+              <w:rPr>
+                <w:sz w:val="18"/>
+              </w:rPr>
+              <w:t>M&amp;A</w:t>
+            </w:r>
+          </w:p>
+        </w:tc>
+        <w:tc>
+          <w:tcPr>
+            <w:tcW w:type="dxa" w:w="1881"/>
+          </w:tcPr>
+          <w:p>
+            <w:r>
+              <w:rPr>
+                <w:sz w:val="18"/>
+              </w:rPr>
             </w:r>
           </w:p>
         </w:tc>
@@ -288,7 +286,7 @@
               <w:rPr>
                 <w:sz w:val="18"/>
               </w:rPr>
-              <w:t>Mark Anthony Group → Finnish Long Drink</w:t>
+              <w:t>FMCG stock jumps after NCLT approves merger with M</w:t>
             </w:r>
           </w:p>
         </w:tc>
@@ -343,6 +341,71 @@
           </w:p>
         </w:tc>
       </w:tr>
+      <w:tr>
+        <w:tc>
+          <w:tcPr>
+            <w:tcW w:type="dxa" w:w="1881"/>
+          </w:tcPr>
+          <w:p>
+            <w:r>
+              <w:rPr>
+                <w:sz w:val="18"/>
+              </w:rPr>
+              <w:t>Kimberly-Clark → Kenvue</w:t>
+            </w:r>
+          </w:p>
+        </w:tc>
+        <w:tc>
+          <w:tcPr>
+            <w:tcW w:type="dxa" w:w="1881"/>
+          </w:tcPr>
+          <w:p>
+            <w:r>
+              <w:rPr>
+                <w:sz w:val="18"/>
+              </w:rPr>
+              <w:t>M&amp;A</w:t>
+            </w:r>
+          </w:p>
+        </w:tc>
+        <w:tc>
+          <w:tcPr>
+            <w:tcW w:type="dxa" w:w="1881"/>
+          </w:tcPr>
+          <w:p>
+            <w:r>
+              <w:rPr>
+                <w:sz w:val="18"/>
+              </w:rPr>
+            </w:r>
+          </w:p>
+        </w:tc>
+        <w:tc>
+          <w:tcPr>
+            <w:tcW w:type="dxa" w:w="1881"/>
+          </w:tcPr>
+          <w:p>
+            <w:r>
+              <w:rPr>
+                <w:sz w:val="18"/>
+              </w:rPr>
+            </w:r>
+          </w:p>
+        </w:tc>
+        <w:tc>
+          <w:tcPr>
+            <w:tcW w:type="dxa" w:w="1881"/>
+          </w:tcPr>
+          <w:p>
+            <w:r>
+              <w:rPr>
+                <w:sz w:val="18"/>
+              </w:rPr>
+              <w:t>71.8</w:t>
+            </w:r>
+          </w:p>
+        </w:tc>
+      </w:tr>
     </w:tbl>
     <w:p/>
     <w:p>
@@ -358,7 +421,7 @@
         <w:pStyle w:val="Heading2"/>
       </w:pPr>
       <w:r>
-        <w:t>Mergers &amp; Acquisitions (2)</w:t>
+        <w:t>Mergers &amp; Acquisitions (4)</w:t>
       </w:r>
     </w:p>
     <w:p>
@@ -367,7 +430,7 @@
           <w:b/>
           <w:sz w:val="20"/>
         </w:rPr>
-        <w:t>● Varun Beverages Completes R2.1 Billion Twizza Acquisition to Boost Africa Hospitality Supply - Entrepreneur India</w:t>
+        <w:t>● Henkel completes acquisition of Not Your Mother's amid focus on US market - Cosmetics Business</w:t>
       </w:r>
     </w:p>
     <w:p>
@@ -376,7 +439,7 @@
           <w:color w:val="555555"/>
           <w:sz w:val="18"/>
         </w:rPr>
-        <w:t xml:space="preserve">  Value: R2.1 billion | Buyer: Varun Beverages | Target: Twizza | Source: Entrepreneur India</w:t>
+        <w:t xml:space="preserve">  Buyer: Henkel | Target: Not Your Mother's | Source: Cosmetics Business</w:t>
       </w:r>
     </w:p>
     <w:p>
@@ -384,7 +447,33 @@
         <w:rPr>
           <w:sz w:val="18"/>
         </w:rPr>
-        <w:t xml:space="preserve">  Varun Beverages Completes R2.1 Billion Twizza Acquisition to Boost Africa Hospitality Supply Entrepreneur India</w:t>
+        <w:t xml:space="preserve">  Henkel completes acquisition of Not Your Mother's amid focus on US market Cosmetics Business</w:t>
+      </w:r>
+    </w:p>
+    <w:p>
+      <w:r>
+        <w:rPr>
+          <w:b/>
+          <w:sz w:val="20"/>
+        </w:rPr>
+        <w:t>● Unilever Grows Supplement Portfolio With Grüns Acquisition - Consumer Goods Technology</w:t>
+      </w:r>
+    </w:p>
+    <w:p>
+      <w:r>
+        <w:rPr>
+          <w:color w:val="555555"/>
+          <w:sz w:val="18"/>
+        </w:rPr>
+        <w:t xml:space="preserve">  Buyer: Unilever | Target: Grüns | Source: Consumer Goods Technology</w:t>
+      </w:r>
+    </w:p>
+    <w:p>
+      <w:r>
+        <w:rPr>
+          <w:sz w:val="18"/>
+        </w:rPr>
+        <w:t xml:space="preserve">  Unilever Grows Supplement Portfolio With Grüns Acquisition Consumer Goods Technology</w:t>
       </w:r>
     </w:p>
     <w:p>
@@ -403,7 +492,7 @@
           <w:b/>
           <w:sz w:val="20"/>
         </w:rPr>
-        <w:t>● Mark Anthony Group to Expand RTD Presence With Finnish Long Acquisition - Consumer Goods Technology</w:t>
+        <w:t>● FMCG stock jumps after NCLT approves merger with Milk Mantra - MSN</w:t>
       </w:r>
     </w:p>
     <w:p>
@@ -412,7 +501,7 @@
           <w:color w:val="555555"/>
           <w:sz w:val="18"/>
         </w:rPr>
-        <w:t xml:space="preserve">  Buyer: Mark Anthony Group | Target: Finnish Long Drink | Source: Consumer Goods Technology</w:t>
+        <w:t xml:space="preserve">  Target: Milk Mantra | Source: MSN</w:t>
       </w:r>
     </w:p>
     <w:p>
@@ -420,7 +509,7 @@
         <w:rPr>
           <w:sz w:val="18"/>
         </w:rPr>
-        <w:t xml:space="preserve">  Mark Anthony Group to Expand RTD Presence With Finnish Long Acquisition Consumer Goods Technology</w:t>
+        <w:t xml:space="preserve">  FMCG stock jumps after NCLT approves merger with Milk Mantra MSN</w:t>
       </w:r>
     </w:p>
     <w:p>
@@ -434,20 +523,12 @@
       </w:r>
     </w:p>
     <w:p>
-      <w:pPr>
-        <w:pStyle w:val="Heading2"/>
-      </w:pPr>
-      <w:r>
-        <w:t>Divestitures (1)</w:t>
-      </w:r>
-    </w:p>
-    <w:p>
       <w:r>
         <w:rPr>
           <w:b/>
           <w:sz w:val="20"/>
         </w:rPr>
-        <w:t>● Unilever completes $44.8 billion deal to sell food business amid hard pivot towards beauty - Cosmetics Business</w:t>
+        <w:t>● Kimberly-Clark Creates Leadership Org for Pending Kenvue Acquisition - Consumer Goods Technology</w:t>
       </w:r>
     </w:p>
     <w:p>
@@ -456,7 +537,7 @@
           <w:color w:val="555555"/>
           <w:sz w:val="18"/>
         </w:rPr>
-        <w:t xml:space="preserve">  Value: $44.8 billion | Target: Unilever food business | Source: Cosmetics Business</w:t>
+        <w:t xml:space="preserve">  Buyer: Kimberly-Clark | Target: Kenvue | Source: Consumer Goods Technology</w:t>
       </w:r>
     </w:p>
     <w:p>
@@ -464,7 +545,17 @@
         <w:rPr>
           <w:sz w:val="18"/>
         </w:rPr>
-        <w:t xml:space="preserve">  Unilever completes $44.8 billion deal to sell food business amid hard pivot towards beauty Cosmetics Business</w:t>
+        <w:t xml:space="preserve">  Kimberly-Clark Creates Leadership Org for Pending Kenvue Acquisition Consumer Goods Technology</w:t>
+      </w:r>
+    </w:p>
+    <w:p>
+      <w:r>
+        <w:rPr>
+          <w:i/>
+          <w:color w:val="CC6600"/>
+          <w:sz w:val="16"/>
+        </w:rPr>
+        <w:t xml:space="preserve">  ⚠ Note: Source credibility below threshold (Unknown)</w:t>
       </w:r>
     </w:p>
     <w:p/>

--- a/docs/newsletter.docx
+++ b/docs/newsletter.docx
@@ -35,7 +35,7 @@
           <w:color w:val="999999"/>
           <w:sz w:val="20"/>
         </w:rPr>
-        <w:t>Report Date: May 01, 2026</w:t>
+        <w:t>Report Date: June 01, 2026</w:t>
       </w:r>
     </w:p>
     <w:p/>
@@ -49,7 +49,7 @@
     </w:p>
     <w:p>
       <w:r>
-        <w:t>This week's FMCG deal intelligence report covers 4 significant transactions across the consumer goods sector. Deal activity includes 4 M&amp;As. The most active region is . All deals have been verified against credible business news sources and scored for relevance to the FMCG sector.</w:t>
+        <w:t>This week's FMCG deal intelligence report covers 1 significant transactions across the consumer goods sector. Deal activity includes 1 Investment. The most active region is . All deals have been verified against credible business news sources and scored for relevance to the FMCG sector.</w:t>
       </w:r>
     </w:p>
     <w:p>
@@ -156,7 +156,7 @@
               <w:rPr>
                 <w:sz w:val="18"/>
               </w:rPr>
-              <w:t>Henkel → Not Your Mother's</w:t>
+              <w:t>Axum Capital Partners → VitaHustle</w:t>
             </w:r>
           </w:p>
         </w:tc>
@@ -169,7 +169,7 @@
               <w:rPr>
                 <w:sz w:val="18"/>
               </w:rPr>
-              <w:t>M&amp;A</w:t>
+              <w:t>Investment</w:t>
             </w:r>
           </w:p>
         </w:tc>
@@ -206,202 +206,7 @@
               <w:rPr>
                 <w:sz w:val="18"/>
               </w:rPr>
-              <w:t>84.8</w:t>
-            </w:r>
-          </w:p>
-        </w:tc>
-      </w:tr>
-      <w:tr>
-        <w:tc>
-          <w:tcPr>
-            <w:tcW w:type="dxa" w:w="1881"/>
-          </w:tcPr>
-          <w:p>
-            <w:r>
-              <w:rPr>
-                <w:sz w:val="18"/>
-              </w:rPr>
-              <w:t>Unilever → Grüns</w:t>
-            </w:r>
-          </w:p>
-        </w:tc>
-        <w:tc>
-          <w:tcPr>
-            <w:tcW w:type="dxa" w:w="1881"/>
-          </w:tcPr>
-          <w:p>
-            <w:r>
-              <w:rPr>
-                <w:sz w:val="18"/>
-              </w:rPr>
-              <w:t>M&amp;A</w:t>
-            </w:r>
-          </w:p>
-        </w:tc>
-        <w:tc>
-          <w:tcPr>
-            <w:tcW w:type="dxa" w:w="1881"/>
-          </w:tcPr>
-          <w:p>
-            <w:r>
-              <w:rPr>
-                <w:sz w:val="18"/>
-              </w:rPr>
-            </w:r>
-          </w:p>
-        </w:tc>
-        <w:tc>
-          <w:tcPr>
-            <w:tcW w:type="dxa" w:w="1881"/>
-          </w:tcPr>
-          <w:p>
-            <w:r>
-              <w:rPr>
-                <w:sz w:val="18"/>
-              </w:rPr>
-            </w:r>
-          </w:p>
-        </w:tc>
-        <w:tc>
-          <w:tcPr>
-            <w:tcW w:type="dxa" w:w="1881"/>
-          </w:tcPr>
-          <w:p>
-            <w:r>
-              <w:rPr>
-                <w:sz w:val="18"/>
-              </w:rPr>
-              <w:t>74.8</w:t>
-            </w:r>
-          </w:p>
-        </w:tc>
-      </w:tr>
-      <w:tr>
-        <w:tc>
-          <w:tcPr>
-            <w:tcW w:type="dxa" w:w="1881"/>
-          </w:tcPr>
-          <w:p>
-            <w:r>
-              <w:rPr>
-                <w:sz w:val="18"/>
-              </w:rPr>
-              <w:t>FMCG stock jumps after NCLT approves merger with M</w:t>
-            </w:r>
-          </w:p>
-        </w:tc>
-        <w:tc>
-          <w:tcPr>
-            <w:tcW w:type="dxa" w:w="1881"/>
-          </w:tcPr>
-          <w:p>
-            <w:r>
-              <w:rPr>
-                <w:sz w:val="18"/>
-              </w:rPr>
-              <w:t>M&amp;A</w:t>
-            </w:r>
-          </w:p>
-        </w:tc>
-        <w:tc>
-          <w:tcPr>
-            <w:tcW w:type="dxa" w:w="1881"/>
-          </w:tcPr>
-          <w:p>
-            <w:r>
-              <w:rPr>
-                <w:sz w:val="18"/>
-              </w:rPr>
-            </w:r>
-          </w:p>
-        </w:tc>
-        <w:tc>
-          <w:tcPr>
-            <w:tcW w:type="dxa" w:w="1881"/>
-          </w:tcPr>
-          <w:p>
-            <w:r>
-              <w:rPr>
-                <w:sz w:val="18"/>
-              </w:rPr>
-            </w:r>
-          </w:p>
-        </w:tc>
-        <w:tc>
-          <w:tcPr>
-            <w:tcW w:type="dxa" w:w="1881"/>
-          </w:tcPr>
-          <w:p>
-            <w:r>
-              <w:rPr>
-                <w:sz w:val="18"/>
-              </w:rPr>
-              <w:t>73.0</w:t>
-            </w:r>
-          </w:p>
-        </w:tc>
-      </w:tr>
-      <w:tr>
-        <w:tc>
-          <w:tcPr>
-            <w:tcW w:type="dxa" w:w="1881"/>
-          </w:tcPr>
-          <w:p>
-            <w:r>
-              <w:rPr>
-                <w:sz w:val="18"/>
-              </w:rPr>
-              <w:t>Kimberly-Clark → Kenvue</w:t>
-            </w:r>
-          </w:p>
-        </w:tc>
-        <w:tc>
-          <w:tcPr>
-            <w:tcW w:type="dxa" w:w="1881"/>
-          </w:tcPr>
-          <w:p>
-            <w:r>
-              <w:rPr>
-                <w:sz w:val="18"/>
-              </w:rPr>
-              <w:t>M&amp;A</w:t>
-            </w:r>
-          </w:p>
-        </w:tc>
-        <w:tc>
-          <w:tcPr>
-            <w:tcW w:type="dxa" w:w="1881"/>
-          </w:tcPr>
-          <w:p>
-            <w:r>
-              <w:rPr>
-                <w:sz w:val="18"/>
-              </w:rPr>
-            </w:r>
-          </w:p>
-        </w:tc>
-        <w:tc>
-          <w:tcPr>
-            <w:tcW w:type="dxa" w:w="1881"/>
-          </w:tcPr>
-          <w:p>
-            <w:r>
-              <w:rPr>
-                <w:sz w:val="18"/>
-              </w:rPr>
-            </w:r>
-          </w:p>
-        </w:tc>
-        <w:tc>
-          <w:tcPr>
-            <w:tcW w:type="dxa" w:w="1881"/>
-          </w:tcPr>
-          <w:p>
-            <w:r>
-              <w:rPr>
-                <w:sz w:val="18"/>
-              </w:rPr>
-              <w:t>71.8</w:t>
+              <w:t>73.6</w:t>
             </w:r>
           </w:p>
         </w:tc>
@@ -421,7 +226,7 @@
         <w:pStyle w:val="Heading2"/>
       </w:pPr>
       <w:r>
-        <w:t>Mergers &amp; Acquisitions (4)</w:t>
+        <w:t>Strategic Investments (1)</w:t>
       </w:r>
     </w:p>
     <w:p>
@@ -430,7 +235,7 @@
           <w:b/>
           <w:sz w:val="20"/>
         </w:rPr>
-        <w:t>● Henkel completes acquisition of Not Your Mother's amid focus on US market - Cosmetics Business</w:t>
+        <w:t>● Axum Capital Partners Announces Growth Equity Investment in VitaHustle®, Underscoring Growing Demand for Health and Wellness Brands - Business Wire</w:t>
       </w:r>
     </w:p>
     <w:p>
@@ -439,7 +244,7 @@
           <w:color w:val="555555"/>
           <w:sz w:val="18"/>
         </w:rPr>
-        <w:t xml:space="preserve">  Buyer: Henkel | Target: Not Your Mother's | Source: Cosmetics Business</w:t>
+        <w:t xml:space="preserve">  Buyer: Axum Capital Partners | Target: VitaHustle | Source: Business Wire</w:t>
       </w:r>
     </w:p>
     <w:p>
@@ -447,105 +252,7 @@
         <w:rPr>
           <w:sz w:val="18"/>
         </w:rPr>
-        <w:t xml:space="preserve">  Henkel completes acquisition of Not Your Mother's amid focus on US market Cosmetics Business</w:t>
-      </w:r>
-    </w:p>
-    <w:p>
-      <w:r>
-        <w:rPr>
-          <w:b/>
-          <w:sz w:val="20"/>
-        </w:rPr>
-        <w:t>● Unilever Grows Supplement Portfolio With Grüns Acquisition - Consumer Goods Technology</w:t>
-      </w:r>
-    </w:p>
-    <w:p>
-      <w:r>
-        <w:rPr>
-          <w:color w:val="555555"/>
-          <w:sz w:val="18"/>
-        </w:rPr>
-        <w:t xml:space="preserve">  Buyer: Unilever | Target: Grüns | Source: Consumer Goods Technology</w:t>
-      </w:r>
-    </w:p>
-    <w:p>
-      <w:r>
-        <w:rPr>
-          <w:sz w:val="18"/>
-        </w:rPr>
-        <w:t xml:space="preserve">  Unilever Grows Supplement Portfolio With Grüns Acquisition Consumer Goods Technology</w:t>
-      </w:r>
-    </w:p>
-    <w:p>
-      <w:r>
-        <w:rPr>
-          <w:i/>
-          <w:color w:val="CC6600"/>
-          <w:sz w:val="16"/>
-        </w:rPr>
-        <w:t xml:space="preserve">  ⚠ Note: Source credibility below threshold (Unknown)</w:t>
-      </w:r>
-    </w:p>
-    <w:p>
-      <w:r>
-        <w:rPr>
-          <w:b/>
-          <w:sz w:val="20"/>
-        </w:rPr>
-        <w:t>● FMCG stock jumps after NCLT approves merger with Milk Mantra - MSN</w:t>
-      </w:r>
-    </w:p>
-    <w:p>
-      <w:r>
-        <w:rPr>
-          <w:color w:val="555555"/>
-          <w:sz w:val="18"/>
-        </w:rPr>
-        <w:t xml:space="preserve">  Target: Milk Mantra | Source: MSN</w:t>
-      </w:r>
-    </w:p>
-    <w:p>
-      <w:r>
-        <w:rPr>
-          <w:sz w:val="18"/>
-        </w:rPr>
-        <w:t xml:space="preserve">  FMCG stock jumps after NCLT approves merger with Milk Mantra MSN</w:t>
-      </w:r>
-    </w:p>
-    <w:p>
-      <w:r>
-        <w:rPr>
-          <w:i/>
-          <w:color w:val="CC6600"/>
-          <w:sz w:val="16"/>
-        </w:rPr>
-        <w:t xml:space="preserve">  ⚠ Note: Source credibility below threshold (Unknown)</w:t>
-      </w:r>
-    </w:p>
-    <w:p>
-      <w:r>
-        <w:rPr>
-          <w:b/>
-          <w:sz w:val="20"/>
-        </w:rPr>
-        <w:t>● Kimberly-Clark Creates Leadership Org for Pending Kenvue Acquisition - Consumer Goods Technology</w:t>
-      </w:r>
-    </w:p>
-    <w:p>
-      <w:r>
-        <w:rPr>
-          <w:color w:val="555555"/>
-          <w:sz w:val="18"/>
-        </w:rPr>
-        <w:t xml:space="preserve">  Buyer: Kimberly-Clark | Target: Kenvue | Source: Consumer Goods Technology</w:t>
-      </w:r>
-    </w:p>
-    <w:p>
-      <w:r>
-        <w:rPr>
-          <w:sz w:val="18"/>
-        </w:rPr>
-        <w:t xml:space="preserve">  Kimberly-Clark Creates Leadership Org for Pending Kenvue Acquisition Consumer Goods Technology</w:t>
+        <w:t xml:space="preserve">  Axum Capital Partners Announces Growth Equity Investment in VitaHustle®, Underscoring Growing Demand for Health and Wellness Brands Business Wire</w:t>
       </w:r>
     </w:p>
     <w:p>

--- a/docs/newsletter.docx
+++ b/docs/newsletter.docx
@@ -35,7 +35,7 @@
           <w:color w:val="999999"/>
           <w:sz w:val="20"/>
         </w:rPr>
-        <w:t>Report Date: June 01, 2026</w:t>
+        <w:t>Report Date: June 15, 2026</w:t>
       </w:r>
     </w:p>
     <w:p/>
@@ -49,7 +49,7 @@
     </w:p>
     <w:p>
       <w:r>
-        <w:t>This week's FMCG deal intelligence report covers 1 significant transactions across the consumer goods sector. Deal activity includes 1 Investment. The most active region is . All deals have been verified against credible business news sources and scored for relevance to the FMCG sector.</w:t>
+        <w:t>This week's FMCG deal intelligence report covers 2 significant transactions across the consumer goods sector. Deal activity includes 2 M&amp;As. The most active region is . All deals have been verified against credible business news sources and scored for relevance to the FMCG sector.</w:t>
       </w:r>
     </w:p>
     <w:p>
@@ -156,7 +156,7 @@
               <w:rPr>
                 <w:sz w:val="18"/>
               </w:rPr>
-              <w:t>Axum Capital Partners → VitaHustle</w:t>
+              <w:t>Disaronno Group → Amaro Averna and Zedda Piras</w:t>
             </w:r>
           </w:p>
         </w:tc>
@@ -169,7 +169,72 @@
               <w:rPr>
                 <w:sz w:val="18"/>
               </w:rPr>
-              <w:t>Investment</w:t>
+              <w:t>M&amp;A</w:t>
+            </w:r>
+          </w:p>
+        </w:tc>
+        <w:tc>
+          <w:tcPr>
+            <w:tcW w:type="dxa" w:w="1881"/>
+          </w:tcPr>
+          <w:p>
+            <w:r>
+              <w:rPr>
+                <w:sz w:val="18"/>
+              </w:rPr>
+            </w:r>
+          </w:p>
+        </w:tc>
+        <w:tc>
+          <w:tcPr>
+            <w:tcW w:type="dxa" w:w="1881"/>
+          </w:tcPr>
+          <w:p>
+            <w:r>
+              <w:rPr>
+                <w:sz w:val="18"/>
+              </w:rPr>
+            </w:r>
+          </w:p>
+        </w:tc>
+        <w:tc>
+          <w:tcPr>
+            <w:tcW w:type="dxa" w:w="1881"/>
+          </w:tcPr>
+          <w:p>
+            <w:r>
+              <w:rPr>
+                <w:sz w:val="18"/>
+              </w:rPr>
+              <w:t>74.8</w:t>
+            </w:r>
+          </w:p>
+        </w:tc>
+      </w:tr>
+      <w:tr>
+        <w:tc>
+          <w:tcPr>
+            <w:tcW w:type="dxa" w:w="1881"/>
+          </w:tcPr>
+          <w:p>
+            <w:r>
+              <w:rPr>
+                <w:sz w:val="18"/>
+              </w:rPr>
+              <w:t>Libas Consumer Products → La Rambla Lifestyle</w:t>
+            </w:r>
+          </w:p>
+        </w:tc>
+        <w:tc>
+          <w:tcPr>
+            <w:tcW w:type="dxa" w:w="1881"/>
+          </w:tcPr>
+          <w:p>
+            <w:r>
+              <w:rPr>
+                <w:sz w:val="18"/>
+              </w:rPr>
+              <w:t>M&amp;A</w:t>
             </w:r>
           </w:p>
         </w:tc>
@@ -226,7 +291,7 @@
         <w:pStyle w:val="Heading2"/>
       </w:pPr>
       <w:r>
-        <w:t>Strategic Investments (1)</w:t>
+        <w:t>Mergers &amp; Acquisitions (2)</w:t>
       </w:r>
     </w:p>
     <w:p>
@@ -235,7 +300,7 @@
           <w:b/>
           <w:sz w:val="20"/>
         </w:rPr>
-        <w:t>● Axum Capital Partners Announces Growth Equity Investment in VitaHustle®, Underscoring Growing Demand for Health and Wellness Brands - Business Wire</w:t>
+        <w:t>● Disaronno Group Completes Acquisition of Amaro Averna and Zedda Piras - Food &amp; Beverage Outlook</w:t>
       </w:r>
     </w:p>
     <w:p>
@@ -244,7 +309,7 @@
           <w:color w:val="555555"/>
           <w:sz w:val="18"/>
         </w:rPr>
-        <w:t xml:space="preserve">  Buyer: Axum Capital Partners | Target: VitaHustle | Source: Business Wire</w:t>
+        <w:t xml:space="preserve">  Buyer: Disaronno Group | Target: Amaro Averna and Zedda Piras | Source: Food &amp; Beverage Outlook</w:t>
       </w:r>
     </w:p>
     <w:p>
@@ -252,7 +317,43 @@
         <w:rPr>
           <w:sz w:val="18"/>
         </w:rPr>
-        <w:t xml:space="preserve">  Axum Capital Partners Announces Growth Equity Investment in VitaHustle®, Underscoring Growing Demand for Health and Wellness Brands Business Wire</w:t>
+        <w:t xml:space="preserve">  Disaronno Group Completes Acquisition of Amaro Averna and Zedda Piras Food &amp; Beverage Outlook</w:t>
+      </w:r>
+    </w:p>
+    <w:p>
+      <w:r>
+        <w:rPr>
+          <w:i/>
+          <w:color w:val="CC6600"/>
+          <w:sz w:val="16"/>
+        </w:rPr>
+        <w:t xml:space="preserve">  ⚠ Note: Source credibility below threshold (Unknown)</w:t>
+      </w:r>
+    </w:p>
+    <w:p>
+      <w:r>
+        <w:rPr>
+          <w:b/>
+          <w:sz w:val="20"/>
+        </w:rPr>
+        <w:t>● Libas Consumer Products Proposes Acquisition Of 51% Equity Stake In La Rambla Lifestyle - TradingView</w:t>
+      </w:r>
+    </w:p>
+    <w:p>
+      <w:r>
+        <w:rPr>
+          <w:color w:val="555555"/>
+          <w:sz w:val="18"/>
+        </w:rPr>
+        <w:t xml:space="preserve">  Buyer: Libas Consumer Products | Target: La Rambla Lifestyle | Source: TradingView</w:t>
+      </w:r>
+    </w:p>
+    <w:p>
+      <w:r>
+        <w:rPr>
+          <w:sz w:val="18"/>
+        </w:rPr>
+        <w:t xml:space="preserve">  Libas Consumer Products Proposes Acquisition Of 51% Equity Stake In La Rambla Lifestyle TradingView</w:t>
       </w:r>
     </w:p>
     <w:p>

--- a/docs/newsletter.docx
+++ b/docs/newsletter.docx
@@ -35,7 +35,7 @@
           <w:color w:val="999999"/>
           <w:sz w:val="20"/>
         </w:rPr>
-        <w:t>Report Date: June 15, 2026</w:t>
+        <w:t>Report Date: July 01, 2026</w:t>
       </w:r>
     </w:p>
     <w:p/>
@@ -49,7 +49,7 @@
     </w:p>
     <w:p>
       <w:r>
-        <w:t>This week's FMCG deal intelligence report covers 2 significant transactions across the consumer goods sector. Deal activity includes 2 M&amp;As. The most active region is . All deals have been verified against credible business news sources and scored for relevance to the FMCG sector.</w:t>
+        <w:t>This week's FMCG deal intelligence report covers 1 significant transactions across the consumer goods sector. Deal activity includes 1 M&amp;A. The most active region is . All deals have been verified against credible business news sources and scored for relevance to the FMCG sector.</w:t>
       </w:r>
     </w:p>
     <w:p>
@@ -156,7 +156,7 @@
               <w:rPr>
                 <w:sz w:val="18"/>
               </w:rPr>
-              <w:t>Disaronno Group → Amaro Averna and Zedda Piras</w:t>
+              <w:t>Danone → Made</w:t>
             </w:r>
           </w:p>
         </w:tc>
@@ -206,72 +206,7 @@
               <w:rPr>
                 <w:sz w:val="18"/>
               </w:rPr>
-              <w:t>74.8</w:t>
-            </w:r>
-          </w:p>
-        </w:tc>
-      </w:tr>
-      <w:tr>
-        <w:tc>
-          <w:tcPr>
-            <w:tcW w:type="dxa" w:w="1881"/>
-          </w:tcPr>
-          <w:p>
-            <w:r>
-              <w:rPr>
-                <w:sz w:val="18"/>
-              </w:rPr>
-              <w:t>Libas Consumer Products → La Rambla Lifestyle</w:t>
-            </w:r>
-          </w:p>
-        </w:tc>
-        <w:tc>
-          <w:tcPr>
-            <w:tcW w:type="dxa" w:w="1881"/>
-          </w:tcPr>
-          <w:p>
-            <w:r>
-              <w:rPr>
-                <w:sz w:val="18"/>
-              </w:rPr>
-              <w:t>M&amp;A</w:t>
-            </w:r>
-          </w:p>
-        </w:tc>
-        <w:tc>
-          <w:tcPr>
-            <w:tcW w:type="dxa" w:w="1881"/>
-          </w:tcPr>
-          <w:p>
-            <w:r>
-              <w:rPr>
-                <w:sz w:val="18"/>
-              </w:rPr>
-            </w:r>
-          </w:p>
-        </w:tc>
-        <w:tc>
-          <w:tcPr>
-            <w:tcW w:type="dxa" w:w="1881"/>
-          </w:tcPr>
-          <w:p>
-            <w:r>
-              <w:rPr>
-                <w:sz w:val="18"/>
-              </w:rPr>
-            </w:r>
-          </w:p>
-        </w:tc>
-        <w:tc>
-          <w:tcPr>
-            <w:tcW w:type="dxa" w:w="1881"/>
-          </w:tcPr>
-          <w:p>
-            <w:r>
-              <w:rPr>
-                <w:sz w:val="18"/>
-              </w:rPr>
-              <w:t>73.6</w:t>
+              <w:t>95.6</w:t>
             </w:r>
           </w:p>
         </w:tc>
@@ -291,7 +226,7 @@
         <w:pStyle w:val="Heading2"/>
       </w:pPr>
       <w:r>
-        <w:t>Mergers &amp; Acquisitions (2)</w:t>
+        <w:t>Mergers &amp; Acquisitions (1)</w:t>
       </w:r>
     </w:p>
     <w:p>
@@ -300,7 +235,7 @@
           <w:b/>
           <w:sz w:val="20"/>
         </w:rPr>
-        <w:t>● Disaronno Group Completes Acquisition of Amaro Averna and Zedda Piras - Food &amp; Beverage Outlook</w:t>
+        <w:t>● Danone to tap protein demand in Asia by buying Australia's Made - Reuters</w:t>
       </w:r>
     </w:p>
     <w:p>
@@ -309,7 +244,7 @@
           <w:color w:val="555555"/>
           <w:sz w:val="18"/>
         </w:rPr>
-        <w:t xml:space="preserve">  Buyer: Disaronno Group | Target: Amaro Averna and Zedda Piras | Source: Food &amp; Beverage Outlook</w:t>
+        <w:t xml:space="preserve">  Buyer: Danone | Target: Made | Source: Reuters</w:t>
       </w:r>
     </w:p>
     <w:p>
@@ -317,53 +252,7 @@
         <w:rPr>
           <w:sz w:val="18"/>
         </w:rPr>
-        <w:t xml:space="preserve">  Disaronno Group Completes Acquisition of Amaro Averna and Zedda Piras Food &amp; Beverage Outlook</w:t>
-      </w:r>
-    </w:p>
-    <w:p>
-      <w:r>
-        <w:rPr>
-          <w:i/>
-          <w:color w:val="CC6600"/>
-          <w:sz w:val="16"/>
-        </w:rPr>
-        <w:t xml:space="preserve">  ⚠ Note: Source credibility below threshold (Unknown)</w:t>
-      </w:r>
-    </w:p>
-    <w:p>
-      <w:r>
-        <w:rPr>
-          <w:b/>
-          <w:sz w:val="20"/>
-        </w:rPr>
-        <w:t>● Libas Consumer Products Proposes Acquisition Of 51% Equity Stake In La Rambla Lifestyle - TradingView</w:t>
-      </w:r>
-    </w:p>
-    <w:p>
-      <w:r>
-        <w:rPr>
-          <w:color w:val="555555"/>
-          <w:sz w:val="18"/>
-        </w:rPr>
-        <w:t xml:space="preserve">  Buyer: Libas Consumer Products | Target: La Rambla Lifestyle | Source: TradingView</w:t>
-      </w:r>
-    </w:p>
-    <w:p>
-      <w:r>
-        <w:rPr>
-          <w:sz w:val="18"/>
-        </w:rPr>
-        <w:t xml:space="preserve">  Libas Consumer Products Proposes Acquisition Of 51% Equity Stake In La Rambla Lifestyle TradingView</w:t>
-      </w:r>
-    </w:p>
-    <w:p>
-      <w:r>
-        <w:rPr>
-          <w:i/>
-          <w:color w:val="CC6600"/>
-          <w:sz w:val="16"/>
-        </w:rPr>
-        <w:t xml:space="preserve">  ⚠ Note: Source credibility below threshold (Unknown)</w:t>
+        <w:t xml:space="preserve">  Danone to tap protein demand in Asia by buying Australia's Made Reuters</w:t>
       </w:r>
     </w:p>
     <w:p/>

--- a/docs/newsletter.docx
+++ b/docs/newsletter.docx
@@ -35,7 +35,7 @@
           <w:color w:val="999999"/>
           <w:sz w:val="20"/>
         </w:rPr>
-        <w:t>Report Date: July 01, 2026</w:t>
+        <w:t>Report Date: July 15, 2026</w:t>
       </w:r>
     </w:p>
     <w:p/>
@@ -49,7 +49,7 @@
     </w:p>
     <w:p>
       <w:r>
-        <w:t>This week's FMCG deal intelligence report covers 1 significant transactions across the consumer goods sector. Deal activity includes 1 M&amp;A. The most active region is . All deals have been verified against credible business news sources and scored for relevance to the FMCG sector.</w:t>
+        <w:t>This week's FMCG deal intelligence report covers 2 significant transactions across the consumer goods sector. Deal activity includes 2 Investments. The most active region is . All deals have been verified against credible business news sources and scored for relevance to the FMCG sector.</w:t>
       </w:r>
     </w:p>
     <w:p>
@@ -156,7 +156,7 @@
               <w:rPr>
                 <w:sz w:val="18"/>
               </w:rPr>
-              <w:t>Danone → Made</w:t>
+              <w:t>Ravi Jaipuria → 52-acre beverage plant in East Africa</w:t>
             </w:r>
           </w:p>
         </w:tc>
@@ -169,7 +169,20 @@
               <w:rPr>
                 <w:sz w:val="18"/>
               </w:rPr>
-              <w:t>M&amp;A</w:t>
+              <w:t>Investment</w:t>
+            </w:r>
+          </w:p>
+        </w:tc>
+        <w:tc>
+          <w:tcPr>
+            <w:tcW w:type="dxa" w:w="1881"/>
+          </w:tcPr>
+          <w:p>
+            <w:r>
+              <w:rPr>
+                <w:sz w:val="18"/>
+              </w:rPr>
+              <w:t>$32 million</w:t>
             </w:r>
           </w:p>
         </w:tc>
@@ -194,6 +207,22 @@
               <w:rPr>
                 <w:sz w:val="18"/>
               </w:rPr>
+              <w:t>85.6</w:t>
+            </w:r>
+          </w:p>
+        </w:tc>
+      </w:tr>
+      <w:tr>
+        <w:tc>
+          <w:tcPr>
+            <w:tcW w:type="dxa" w:w="1881"/>
+          </w:tcPr>
+          <w:p>
+            <w:r>
+              <w:rPr>
+                <w:sz w:val="18"/>
+              </w:rPr>
+              <w:t>Nigeria’s industrial base gets boost as Bogo spike</w:t>
             </w:r>
           </w:p>
         </w:tc>
@@ -206,7 +235,45 @@
               <w:rPr>
                 <w:sz w:val="18"/>
               </w:rPr>
-              <w:t>95.6</w:t>
+              <w:t>Investment</w:t>
+            </w:r>
+          </w:p>
+        </w:tc>
+        <w:tc>
+          <w:tcPr>
+            <w:tcW w:type="dxa" w:w="1881"/>
+          </w:tcPr>
+          <w:p>
+            <w:r>
+              <w:rPr>
+                <w:sz w:val="18"/>
+              </w:rPr>
+              <w:t>N20bn</w:t>
+            </w:r>
+          </w:p>
+        </w:tc>
+        <w:tc>
+          <w:tcPr>
+            <w:tcW w:type="dxa" w:w="1881"/>
+          </w:tcPr>
+          <w:p>
+            <w:r>
+              <w:rPr>
+                <w:sz w:val="18"/>
+              </w:rPr>
+            </w:r>
+          </w:p>
+        </w:tc>
+        <w:tc>
+          <w:tcPr>
+            <w:tcW w:type="dxa" w:w="1881"/>
+          </w:tcPr>
+          <w:p>
+            <w:r>
+              <w:rPr>
+                <w:sz w:val="18"/>
+              </w:rPr>
+              <w:t>71.8</w:t>
             </w:r>
           </w:p>
         </w:tc>
@@ -226,7 +293,7 @@
         <w:pStyle w:val="Heading2"/>
       </w:pPr>
       <w:r>
-        <w:t>Mergers &amp; Acquisitions (1)</w:t>
+        <w:t>Strategic Investments (2)</w:t>
       </w:r>
     </w:p>
     <w:p>
@@ -235,7 +302,7 @@
           <w:b/>
           <w:sz w:val="20"/>
         </w:rPr>
-        <w:t>● Danone to tap protein demand in Asia by buying Australia's Made - Reuters</w:t>
+        <w:t>● Indian billionaire Ravi Jaipuria joins Dangote and Dewji with $32 million investment in a 52-acre beverage plant in East Africa - Business Insider Africa</w:t>
       </w:r>
     </w:p>
     <w:p>
@@ -244,7 +311,7 @@
           <w:color w:val="555555"/>
           <w:sz w:val="18"/>
         </w:rPr>
-        <w:t xml:space="preserve">  Buyer: Danone | Target: Made | Source: Reuters</w:t>
+        <w:t xml:space="preserve">  Value: $32 million | Buyer: Ravi Jaipuria | Target: 52-acre beverage plant in East Africa | Source: Business Insider Africa</w:t>
       </w:r>
     </w:p>
     <w:p>
@@ -252,7 +319,43 @@
         <w:rPr>
           <w:sz w:val="18"/>
         </w:rPr>
-        <w:t xml:space="preserve">  Danone to tap protein demand in Asia by buying Australia's Made Reuters</w:t>
+        <w:t xml:space="preserve">  Indian billionaire Ravi Jaipuria joins Dangote and Dewji with $32 million investment in a 52-acre beverage plant in East Africa Business Insider Africa</w:t>
+      </w:r>
+    </w:p>
+    <w:p>
+      <w:r>
+        <w:rPr>
+          <w:b/>
+          <w:sz w:val="20"/>
+        </w:rPr>
+        <w:t>● Nigeria’s industrial base gets boost as Bogo spikes FMCG sector with N20bn investment - Business News Nigeria</w:t>
+      </w:r>
+    </w:p>
+    <w:p>
+      <w:r>
+        <w:rPr>
+          <w:color w:val="555555"/>
+          <w:sz w:val="18"/>
+        </w:rPr>
+        <w:t xml:space="preserve">  Value: N20bn | Buyer: Bogo | Source: Business News Nigeria</w:t>
+      </w:r>
+    </w:p>
+    <w:p>
+      <w:r>
+        <w:rPr>
+          <w:sz w:val="18"/>
+        </w:rPr>
+        <w:t xml:space="preserve">  Nigeria’s industrial base gets boost as Bogo spikes FMCG sector with N20bn investment Business News Nigeria</w:t>
+      </w:r>
+    </w:p>
+    <w:p>
+      <w:r>
+        <w:rPr>
+          <w:i/>
+          <w:color w:val="CC6600"/>
+          <w:sz w:val="16"/>
+        </w:rPr>
+        <w:t xml:space="preserve">  ⚠ Note: Source credibility below threshold (Unknown)</w:t>
       </w:r>
     </w:p>
     <w:p/>

--- a/docs/newsletter.docx
+++ b/docs/newsletter.docx
@@ -35,7 +35,7 @@
           <w:color w:val="999999"/>
           <w:sz w:val="20"/>
         </w:rPr>
-        <w:t>Report Date: July 15, 2026</w:t>
+        <w:t>Report Date: August 01, 2026</w:t>
       </w:r>
     </w:p>
     <w:p/>
@@ -49,7 +49,7 @@
     </w:p>
     <w:p>
       <w:r>
-        <w:t>This week's FMCG deal intelligence report covers 2 significant transactions across the consumer goods sector. Deal activity includes 2 Investments. The most active region is . All deals have been verified against credible business news sources and scored for relevance to the FMCG sector.</w:t>
+        <w:t>This week's FMCG deal intelligence report covers 3 significant transactions across the consumer goods sector. Deal activity includes 3 M&amp;As. The most active region is . All deals have been verified against credible business news sources and scored for relevance to the FMCG sector.</w:t>
       </w:r>
     </w:p>
     <w:p>
@@ -156,7 +156,7 @@
               <w:rPr>
                 <w:sz w:val="18"/>
               </w:rPr>
-              <w:t>Ravi Jaipuria → 52-acre beverage plant in East Africa</w:t>
+              <w:t>Snacks maker Utz Brands to be taken private in $2.</w:t>
             </w:r>
           </w:p>
         </w:tc>
@@ -169,7 +169,7 @@
               <w:rPr>
                 <w:sz w:val="18"/>
               </w:rPr>
-              <w:t>Investment</w:t>
+              <w:t>M&amp;A</w:t>
             </w:r>
           </w:p>
         </w:tc>
@@ -182,7 +182,7 @@
               <w:rPr>
                 <w:sz w:val="18"/>
               </w:rPr>
-              <w:t>$32 million</w:t>
+              <w:t>$2.9 billion</w:t>
             </w:r>
           </w:p>
         </w:tc>
@@ -207,7 +207,7 @@
               <w:rPr>
                 <w:sz w:val="18"/>
               </w:rPr>
-              <w:t>85.6</w:t>
+              <w:t>92.2</w:t>
             </w:r>
           </w:p>
         </w:tc>
@@ -222,7 +222,7 @@
               <w:rPr>
                 <w:sz w:val="18"/>
               </w:rPr>
-              <w:t>Nigeria’s industrial base gets boost as Bogo spike</w:t>
+              <w:t>Wipro Consumer Care → S Brands</w:t>
             </w:r>
           </w:p>
         </w:tc>
@@ -235,20 +235,7 @@
               <w:rPr>
                 <w:sz w:val="18"/>
               </w:rPr>
-              <w:t>Investment</w:t>
-            </w:r>
-          </w:p>
-        </w:tc>
-        <w:tc>
-          <w:tcPr>
-            <w:tcW w:type="dxa" w:w="1881"/>
-          </w:tcPr>
-          <w:p>
-            <w:r>
-              <w:rPr>
-                <w:sz w:val="18"/>
-              </w:rPr>
-              <w:t>N20bn</w:t>
+              <w:t>M&amp;A</w:t>
             </w:r>
           </w:p>
         </w:tc>
@@ -273,7 +260,84 @@
               <w:rPr>
                 <w:sz w:val="18"/>
               </w:rPr>
-              <w:t>71.8</w:t>
+            </w:r>
+          </w:p>
+        </w:tc>
+        <w:tc>
+          <w:tcPr>
+            <w:tcW w:type="dxa" w:w="1881"/>
+          </w:tcPr>
+          <w:p>
+            <w:r>
+              <w:rPr>
+                <w:sz w:val="18"/>
+              </w:rPr>
+              <w:t>74.8</w:t>
+            </w:r>
+          </w:p>
+        </w:tc>
+      </w:tr>
+      <w:tr>
+        <w:tc>
+          <w:tcPr>
+            <w:tcW w:type="dxa" w:w="1881"/>
+          </w:tcPr>
+          <w:p>
+            <w:r>
+              <w:rPr>
+                <w:sz w:val="18"/>
+              </w:rPr>
+              <w:t>Truelink Capital → Lyons Magnus</w:t>
+            </w:r>
+          </w:p>
+        </w:tc>
+        <w:tc>
+          <w:tcPr>
+            <w:tcW w:type="dxa" w:w="1881"/>
+          </w:tcPr>
+          <w:p>
+            <w:r>
+              <w:rPr>
+                <w:sz w:val="18"/>
+              </w:rPr>
+              <w:t>M&amp;A</w:t>
+            </w:r>
+          </w:p>
+        </w:tc>
+        <w:tc>
+          <w:tcPr>
+            <w:tcW w:type="dxa" w:w="1881"/>
+          </w:tcPr>
+          <w:p>
+            <w:r>
+              <w:rPr>
+                <w:sz w:val="18"/>
+              </w:rPr>
+            </w:r>
+          </w:p>
+        </w:tc>
+        <w:tc>
+          <w:tcPr>
+            <w:tcW w:type="dxa" w:w="1881"/>
+          </w:tcPr>
+          <w:p>
+            <w:r>
+              <w:rPr>
+                <w:sz w:val="18"/>
+              </w:rPr>
+            </w:r>
+          </w:p>
+        </w:tc>
+        <w:tc>
+          <w:tcPr>
+            <w:tcW w:type="dxa" w:w="1881"/>
+          </w:tcPr>
+          <w:p>
+            <w:r>
+              <w:rPr>
+                <w:sz w:val="18"/>
+              </w:rPr>
+              <w:t>74.8</w:t>
             </w:r>
           </w:p>
         </w:tc>
@@ -293,7 +357,7 @@
         <w:pStyle w:val="Heading2"/>
       </w:pPr>
       <w:r>
-        <w:t>Strategic Investments (2)</w:t>
+        <w:t>Mergers &amp; Acquisitions (3)</w:t>
       </w:r>
     </w:p>
     <w:p>
@@ -302,7 +366,7 @@
           <w:b/>
           <w:sz w:val="20"/>
         </w:rPr>
-        <w:t>● Indian billionaire Ravi Jaipuria joins Dangote and Dewji with $32 million investment in a 52-acre beverage plant in East Africa - Business Insider Africa</w:t>
+        <w:t>● Snacks maker Utz Brands to be taken private in $2.9 billion deal - CNBC</w:t>
       </w:r>
     </w:p>
     <w:p>
@@ -311,7 +375,7 @@
           <w:color w:val="555555"/>
           <w:sz w:val="18"/>
         </w:rPr>
-        <w:t xml:space="preserve">  Value: $32 million | Buyer: Ravi Jaipuria | Target: 52-acre beverage plant in East Africa | Source: Business Insider Africa</w:t>
+        <w:t xml:space="preserve">  Value: $2.9 billion | Target: Utz Brands | Source: CNBC</w:t>
       </w:r>
     </w:p>
     <w:p>
@@ -319,7 +383,7 @@
         <w:rPr>
           <w:sz w:val="18"/>
         </w:rPr>
-        <w:t xml:space="preserve">  Indian billionaire Ravi Jaipuria joins Dangote and Dewji with $32 million investment in a 52-acre beverage plant in East Africa Business Insider Africa</w:t>
+        <w:t xml:space="preserve">  Snacks maker Utz Brands to be taken private in $2.9 billion deal CNBC</w:t>
       </w:r>
     </w:p>
     <w:p>
@@ -328,7 +392,7 @@
           <w:b/>
           <w:sz w:val="20"/>
         </w:rPr>
-        <w:t>● Nigeria’s industrial base gets boost as Bogo spikes FMCG sector with N20bn investment - Business News Nigeria</w:t>
+        <w:t>● Wipro Consumer Care Strengthens FMCG Leading Position in APAC Market with the Acquisition of S Brands - macaubusiness.com</w:t>
       </w:r>
     </w:p>
     <w:p>
@@ -337,7 +401,7 @@
           <w:color w:val="555555"/>
           <w:sz w:val="18"/>
         </w:rPr>
-        <w:t xml:space="preserve">  Value: N20bn | Buyer: Bogo | Source: Business News Nigeria</w:t>
+        <w:t xml:space="preserve">  Buyer: Wipro Consumer Care | Target: S Brands | Source: macaubusiness.com</w:t>
       </w:r>
     </w:p>
     <w:p>
@@ -345,7 +409,43 @@
         <w:rPr>
           <w:sz w:val="18"/>
         </w:rPr>
-        <w:t xml:space="preserve">  Nigeria’s industrial base gets boost as Bogo spikes FMCG sector with N20bn investment Business News Nigeria</w:t>
+        <w:t xml:space="preserve">  Wipro Consumer Care Strengthens FMCG Leading Position in APAC Market with the Acquisition of S Brands macaubusiness.com</w:t>
+      </w:r>
+    </w:p>
+    <w:p>
+      <w:r>
+        <w:rPr>
+          <w:i/>
+          <w:color w:val="CC6600"/>
+          <w:sz w:val="16"/>
+        </w:rPr>
+        <w:t xml:space="preserve">  ⚠ Note: Source credibility below threshold (Unknown)</w:t>
+      </w:r>
+    </w:p>
+    <w:p>
+      <w:r>
+        <w:rPr>
+          <w:b/>
+          <w:sz w:val="20"/>
+        </w:rPr>
+        <w:t>● Truelink Capital Completes Acquisition of Lyons Magnus, a Leading Developer and Manufacturer of Specialty Ingredients, Beverage, and Nutrition Solutions - PR Newswire</w:t>
+      </w:r>
+    </w:p>
+    <w:p>
+      <w:r>
+        <w:rPr>
+          <w:color w:val="555555"/>
+          <w:sz w:val="18"/>
+        </w:rPr>
+        <w:t xml:space="preserve">  Buyer: Truelink Capital | Target: Lyons Magnus | Source: PR Newswire</w:t>
+      </w:r>
+    </w:p>
+    <w:p>
+      <w:r>
+        <w:rPr>
+          <w:sz w:val="18"/>
+        </w:rPr>
+        <w:t xml:space="preserve">  Truelink Capital Completes Acquisition of Lyons Magnus, a Leading Developer and Manufacturer of Specialty Ingredients, Beverage, and Nutrition Solutions PR Newswire</w:t>
       </w:r>
     </w:p>
     <w:p>

--- a/docs/newsletter.docx
+++ b/docs/newsletter.docx
@@ -35,7 +35,7 @@
           <w:color w:val="999999"/>
           <w:sz w:val="20"/>
         </w:rPr>
-        <w:t>Report Date: August 01, 2026</w:t>
+        <w:t>Report Date: August 15, 2026</w:t>
       </w:r>
     </w:p>
     <w:p/>
@@ -49,7 +49,7 @@
     </w:p>
     <w:p>
       <w:r>
-        <w:t>This week's FMCG deal intelligence report covers 3 significant transactions across the consumer goods sector. Deal activity includes 3 M&amp;As. The most active region is . All deals have been verified against credible business news sources and scored for relevance to the FMCG sector.</w:t>
+        <w:t>This week's FMCG deal intelligence report covers 1 significant transactions across the consumer goods sector. Deal activity includes 1 M&amp;A. The most active region is . All deals have been verified against credible business news sources and scored for relevance to the FMCG sector.</w:t>
       </w:r>
     </w:p>
     <w:p>
@@ -156,73 +156,7 @@
               <w:rPr>
                 <w:sz w:val="18"/>
               </w:rPr>
-              <w:t>Snacks maker Utz Brands to be taken private in $2.</w:t>
-            </w:r>
-          </w:p>
-        </w:tc>
-        <w:tc>
-          <w:tcPr>
-            <w:tcW w:type="dxa" w:w="1881"/>
-          </w:tcPr>
-          <w:p>
-            <w:r>
-              <w:rPr>
-                <w:sz w:val="18"/>
-              </w:rPr>
-              <w:t>M&amp;A</w:t>
-            </w:r>
-          </w:p>
-        </w:tc>
-        <w:tc>
-          <w:tcPr>
-            <w:tcW w:type="dxa" w:w="1881"/>
-          </w:tcPr>
-          <w:p>
-            <w:r>
-              <w:rPr>
-                <w:sz w:val="18"/>
-              </w:rPr>
-              <w:t>$2.9 billion</w:t>
-            </w:r>
-          </w:p>
-        </w:tc>
-        <w:tc>
-          <w:tcPr>
-            <w:tcW w:type="dxa" w:w="1881"/>
-          </w:tcPr>
-          <w:p>
-            <w:r>
-              <w:rPr>
-                <w:sz w:val="18"/>
-              </w:rPr>
-            </w:r>
-          </w:p>
-        </w:tc>
-        <w:tc>
-          <w:tcPr>
-            <w:tcW w:type="dxa" w:w="1881"/>
-          </w:tcPr>
-          <w:p>
-            <w:r>
-              <w:rPr>
-                <w:sz w:val="18"/>
-              </w:rPr>
-              <w:t>92.2</w:t>
-            </w:r>
-          </w:p>
-        </w:tc>
-      </w:tr>
-      <w:tr>
-        <w:tc>
-          <w:tcPr>
-            <w:tcW w:type="dxa" w:w="1881"/>
-          </w:tcPr>
-          <w:p>
-            <w:r>
-              <w:rPr>
-                <w:sz w:val="18"/>
-              </w:rPr>
-              <w:t>Wipro Consumer Care → S Brands</w:t>
+              <w:t>Charoen Pokphand Foods → unit engaged in beverage business in Vietnam</w:t>
             </w:r>
           </w:p>
         </w:tc>
@@ -272,72 +206,7 @@
               <w:rPr>
                 <w:sz w:val="18"/>
               </w:rPr>
-              <w:t>74.8</w:t>
-            </w:r>
-          </w:p>
-        </w:tc>
-      </w:tr>
-      <w:tr>
-        <w:tc>
-          <w:tcPr>
-            <w:tcW w:type="dxa" w:w="1881"/>
-          </w:tcPr>
-          <w:p>
-            <w:r>
-              <w:rPr>
-                <w:sz w:val="18"/>
-              </w:rPr>
-              <w:t>Truelink Capital → Lyons Magnus</w:t>
-            </w:r>
-          </w:p>
-        </w:tc>
-        <w:tc>
-          <w:tcPr>
-            <w:tcW w:type="dxa" w:w="1881"/>
-          </w:tcPr>
-          <w:p>
-            <w:r>
-              <w:rPr>
-                <w:sz w:val="18"/>
-              </w:rPr>
-              <w:t>M&amp;A</w:t>
-            </w:r>
-          </w:p>
-        </w:tc>
-        <w:tc>
-          <w:tcPr>
-            <w:tcW w:type="dxa" w:w="1881"/>
-          </w:tcPr>
-          <w:p>
-            <w:r>
-              <w:rPr>
-                <w:sz w:val="18"/>
-              </w:rPr>
-            </w:r>
-          </w:p>
-        </w:tc>
-        <w:tc>
-          <w:tcPr>
-            <w:tcW w:type="dxa" w:w="1881"/>
-          </w:tcPr>
-          <w:p>
-            <w:r>
-              <w:rPr>
-                <w:sz w:val="18"/>
-              </w:rPr>
-            </w:r>
-          </w:p>
-        </w:tc>
-        <w:tc>
-          <w:tcPr>
-            <w:tcW w:type="dxa" w:w="1881"/>
-          </w:tcPr>
-          <w:p>
-            <w:r>
-              <w:rPr>
-                <w:sz w:val="18"/>
-              </w:rPr>
-              <w:t>74.8</w:t>
+              <w:t>73.0</w:t>
             </w:r>
           </w:p>
         </w:tc>
@@ -357,7 +226,7 @@
         <w:pStyle w:val="Heading2"/>
       </w:pPr>
       <w:r>
-        <w:t>Mergers &amp; Acquisitions (3)</w:t>
+        <w:t>Mergers &amp; Acquisitions (1)</w:t>
       </w:r>
     </w:p>
     <w:p>
@@ -366,7 +235,7 @@
           <w:b/>
           <w:sz w:val="20"/>
         </w:rPr>
-        <w:t>● Snacks maker Utz Brands to be taken private in $2.9 billion deal - CNBC</w:t>
+        <w:t>● Charoen Pokphand Foods Reports Acquisition Of Unit Engaged In Beverage Business In Vietnam - TradingView</w:t>
       </w:r>
     </w:p>
     <w:p>
@@ -375,7 +244,7 @@
           <w:color w:val="555555"/>
           <w:sz w:val="18"/>
         </w:rPr>
-        <w:t xml:space="preserve">  Value: $2.9 billion | Target: Utz Brands | Source: CNBC</w:t>
+        <w:t xml:space="preserve">  Buyer: Charoen Pokphand Foods | Target: unit engaged in beverage business in Vietnam | Source: TradingView</w:t>
       </w:r>
     </w:p>
     <w:p>
@@ -383,69 +252,7 @@
         <w:rPr>
           <w:sz w:val="18"/>
         </w:rPr>
-        <w:t xml:space="preserve">  Snacks maker Utz Brands to be taken private in $2.9 billion deal CNBC</w:t>
-      </w:r>
-    </w:p>
-    <w:p>
-      <w:r>
-        <w:rPr>
-          <w:b/>
-          <w:sz w:val="20"/>
-        </w:rPr>
-        <w:t>● Wipro Consumer Care Strengthens FMCG Leading Position in APAC Market with the Acquisition of S Brands - macaubusiness.com</w:t>
-      </w:r>
-    </w:p>
-    <w:p>
-      <w:r>
-        <w:rPr>
-          <w:color w:val="555555"/>
-          <w:sz w:val="18"/>
-        </w:rPr>
-        <w:t xml:space="preserve">  Buyer: Wipro Consumer Care | Target: S Brands | Source: macaubusiness.com</w:t>
-      </w:r>
-    </w:p>
-    <w:p>
-      <w:r>
-        <w:rPr>
-          <w:sz w:val="18"/>
-        </w:rPr>
-        <w:t xml:space="preserve">  Wipro Consumer Care Strengthens FMCG Leading Position in APAC Market with the Acquisition of S Brands macaubusiness.com</w:t>
-      </w:r>
-    </w:p>
-    <w:p>
-      <w:r>
-        <w:rPr>
-          <w:i/>
-          <w:color w:val="CC6600"/>
-          <w:sz w:val="16"/>
-        </w:rPr>
-        <w:t xml:space="preserve">  ⚠ Note: Source credibility below threshold (Unknown)</w:t>
-      </w:r>
-    </w:p>
-    <w:p>
-      <w:r>
-        <w:rPr>
-          <w:b/>
-          <w:sz w:val="20"/>
-        </w:rPr>
-        <w:t>● Truelink Capital Completes Acquisition of Lyons Magnus, a Leading Developer and Manufacturer of Specialty Ingredients, Beverage, and Nutrition Solutions - PR Newswire</w:t>
-      </w:r>
-    </w:p>
-    <w:p>
-      <w:r>
-        <w:rPr>
-          <w:color w:val="555555"/>
-          <w:sz w:val="18"/>
-        </w:rPr>
-        <w:t xml:space="preserve">  Buyer: Truelink Capital | Target: Lyons Magnus | Source: PR Newswire</w:t>
-      </w:r>
-    </w:p>
-    <w:p>
-      <w:r>
-        <w:rPr>
-          <w:sz w:val="18"/>
-        </w:rPr>
-        <w:t xml:space="preserve">  Truelink Capital Completes Acquisition of Lyons Magnus, a Leading Developer and Manufacturer of Specialty Ingredients, Beverage, and Nutrition Solutions PR Newswire</w:t>
+        <w:t xml:space="preserve">  Charoen Pokphand Foods Reports Acquisition Of Unit Engaged In Beverage Business In Vietnam TradingView</w:t>
       </w:r>
     </w:p>
     <w:p>
